--- a/TS Jatai Ghanam Project/TS 1.6/TS 1.6 Jatai Sanskrit Corrections.docx
+++ b/TS Jatai Ghanam Project/TS 1.6/TS 1.6 Jatai Sanskrit Corrections.docx
@@ -1,7 +1,712 @@
 
 <file path=word/document.xml><?xml version="1.0" encoding="utf-8"?>
-<w:document xmlns:wpc="http://schemas.microsoft.com/office/word/2010/wordprocessingCanvas" xmlns:cx="http://schemas.microsoft.com/office/drawing/2014/chartex" xmlns:cx1="http://schemas.microsoft.com/office/drawing/2015/9/8/chartex" xmlns:cx2="http://schemas.microsoft.com/office/drawing/2015/10/21/chartex" xmlns:cx3="http://schemas.microsoft.com/office/drawing/2016/5/9/chartex" xmlns:cx4="http://schemas.microsoft.com/office/drawing/2016/5/10/chartex" xmlns:cx5="http://schemas.microsoft.com/office/drawing/2016/5/11/chartex" xmlns:cx6="http://schemas.microsoft.com/office/drawing/2016/5/12/chartex" xmlns:cx7="http://schemas.microsoft.com/office/drawing/2016/5/13/chartex" xmlns:cx8="http://schemas.microsoft.com/office/drawing/2016/5/14/chartex" xmlns:mc="http://schemas.openxmlformats.org/markup-compatibility/2006" xmlns:aink="http://schemas.microsoft.com/office/drawing/2016/ink" xmlns:am3d="http://schemas.microsoft.com/office/drawing/2017/model3d" xmlns:o="urn:schemas-microsoft-com:office:office" xmlns:oel="http://schemas.microsoft.com/office/2019/extlst" xmlns:r="http://schemas.openxmlformats.org/officeDocument/2006/relationships" xmlns:m="http://schemas.openxmlformats.org/officeDocument/2006/math" xmlns:v="urn:schemas-microsoft-com:vml" xmlns:wp14="http://schemas.microsoft.com/office/word/2010/wordprocessingDrawing" xmlns:wp="http://schemas.openxmlformats.org/drawingml/2006/wordprocessingDrawing" xmlns:w10="urn:schemas-microsoft-com:office:word" xmlns:w="http://schemas.openxmlformats.org/wordprocessingml/2006/main" xmlns:w14="http://schemas.microsoft.com/office/word/2010/wordml" xmlns:w15="http://schemas.microsoft.com/office/word/2012/wordml" xmlns:w16cex="http://schemas.microsoft.com/office/word/2018/wordml/cex" xmlns:w16cid="http://schemas.microsoft.com/office/word/2016/wordml/cid" xmlns:w16="http://schemas.microsoft.com/office/word/2018/wordml" xmlns:w16sdtdh="http://schemas.microsoft.com/office/word/2020/wordml/sdtdatahash" xmlns:w16se="http://schemas.microsoft.com/office/word/2015/wordml/symex" xmlns:wpg="http://schemas.microsoft.com/office/word/2010/wordprocessingGroup" xmlns:wpi="http://schemas.microsoft.com/office/word/2010/wordprocessingInk" xmlns:wne="http://schemas.microsoft.com/office/word/2006/wordml" xmlns:wps="http://schemas.microsoft.com/office/word/2010/wordprocessingShape" mc:Ignorable="w14 w15 w16se w16cid w16 w16cex w16sdtdh wp14">
+<w:document xmlns:wpc="http://schemas.microsoft.com/office/word/2010/wordprocessingCanvas" xmlns:cx="http://schemas.microsoft.com/office/drawing/2014/chartex" xmlns:cx1="http://schemas.microsoft.com/office/drawing/2015/9/8/chartex" xmlns:cx2="http://schemas.microsoft.com/office/drawing/2015/10/21/chartex" xmlns:cx3="http://schemas.microsoft.com/office/drawing/2016/5/9/chartex" xmlns:cx4="http://schemas.microsoft.com/office/drawing/2016/5/10/chartex" xmlns:cx5="http://schemas.microsoft.com/office/drawing/2016/5/11/chartex" xmlns:cx6="http://schemas.microsoft.com/office/drawing/2016/5/12/chartex" xmlns:cx7="http://schemas.microsoft.com/office/drawing/2016/5/13/chartex" xmlns:cx8="http://schemas.microsoft.com/office/drawing/2016/5/14/chartex" xmlns:mc="http://schemas.openxmlformats.org/markup-compatibility/2006" xmlns:aink="http://schemas.microsoft.com/office/drawing/2016/ink" xmlns:am3d="http://schemas.microsoft.com/office/drawing/2017/model3d" xmlns:o="urn:schemas-microsoft-com:office:office" xmlns:oel="http://schemas.microsoft.com/office/2019/extlst" xmlns:r="http://schemas.openxmlformats.org/officeDocument/2006/relationships" xmlns:m="http://schemas.openxmlformats.org/officeDocument/2006/math" xmlns:v="urn:schemas-microsoft-com:vml" xmlns:wp14="http://schemas.microsoft.com/office/word/2010/wordprocessingDrawing" xmlns:wp="http://schemas.openxmlformats.org/drawingml/2006/wordprocessingDrawing" xmlns:w10="urn:schemas-microsoft-com:office:word" xmlns:w="http://schemas.openxmlformats.org/wordprocessingml/2006/main" xmlns:w14="http://schemas.microsoft.com/office/word/2010/wordml" xmlns:w15="http://schemas.microsoft.com/office/word/2012/wordml" xmlns:w16cex="http://schemas.microsoft.com/office/word/2018/wordml/cex" xmlns:w16cid="http://schemas.microsoft.com/office/word/2016/wordml/cid" xmlns:w16="http://schemas.microsoft.com/office/word/2018/wordml" xmlns:w16du="http://schemas.microsoft.com/office/word/2023/wordml/word16du" xmlns:w16sdtdh="http://schemas.microsoft.com/office/word/2020/wordml/sdtdatahash" xmlns:w16sdtfl="http://schemas.microsoft.com/office/word/2024/wordml/sdtformatlock" xmlns:w16se="http://schemas.microsoft.com/office/word/2015/wordml/symex" xmlns:wpg="http://schemas.microsoft.com/office/word/2010/wordprocessingGroup" xmlns:wpi="http://schemas.microsoft.com/office/word/2010/wordprocessingInk" xmlns:wne="http://schemas.microsoft.com/office/word/2006/wordml" xmlns:wps="http://schemas.microsoft.com/office/word/2010/wordprocessingShape" mc:Ignorable="w14 w15 w16se w16cid w16 w16cex w16sdtdh w16sdtfl w16du wp14">
   <w:body>
+    <w:p>
+      <w:pPr>
+        <w:spacing w:before="0" w:line="240" w:lineRule="auto"/>
+        <w:jc w:val="center"/>
+        <w:rPr>
+          <w:b/>
+          <w:bCs/>
+          <w:sz w:val="32"/>
+          <w:szCs w:val="32"/>
+          <w:u w:val="single"/>
+        </w:rPr>
+      </w:pPr>
+      <w:r>
+        <w:rPr>
+          <w:b/>
+          <w:bCs/>
+          <w:sz w:val="32"/>
+          <w:szCs w:val="32"/>
+          <w:u w:val="single"/>
+        </w:rPr>
+        <w:t xml:space="preserve">TS </w:t>
+      </w:r>
+      <w:r>
+        <w:rPr>
+          <w:b/>
+          <w:bCs/>
+          <w:sz w:val="32"/>
+          <w:szCs w:val="32"/>
+          <w:u w:val="single"/>
+        </w:rPr>
+        <w:t>Jatai</w:t>
+      </w:r>
+      <w:r>
+        <w:rPr>
+          <w:b/>
+          <w:bCs/>
+          <w:sz w:val="32"/>
+          <w:szCs w:val="32"/>
+          <w:u w:val="single"/>
+        </w:rPr>
+        <w:t xml:space="preserve"> – TS 1.6 </w:t>
+      </w:r>
+      <w:r>
+        <w:rPr>
+          <w:b/>
+          <w:bCs/>
+          <w:sz w:val="32"/>
+          <w:szCs w:val="32"/>
+          <w:u w:val="single"/>
+        </w:rPr>
+        <w:t>Sanskrit</w:t>
+      </w:r>
+      <w:r>
+        <w:rPr>
+          <w:b/>
+          <w:bCs/>
+          <w:sz w:val="32"/>
+          <w:szCs w:val="32"/>
+          <w:u w:val="single"/>
+        </w:rPr>
+        <w:t xml:space="preserve"> Corrections – Observed till </w:t>
+      </w:r>
+      <w:r>
+        <w:rPr>
+          <w:b/>
+          <w:bCs/>
+          <w:sz w:val="32"/>
+          <w:szCs w:val="32"/>
+          <w:highlight w:val="red"/>
+          <w:u w:val="single"/>
+        </w:rPr>
+        <w:t>????</w:t>
+      </w:r>
+    </w:p>
+    <w:p>
+      <w:pPr>
+        <w:spacing w:before="0" w:line="240" w:lineRule="auto"/>
+        <w:jc w:val="center"/>
+        <w:rPr>
+          <w:b/>
+          <w:bCs/>
+          <w:sz w:val="28"/>
+          <w:szCs w:val="32"/>
+        </w:rPr>
+      </w:pPr>
+      <w:r>
+        <w:rPr>
+          <w:b/>
+          <w:bCs/>
+          <w:sz w:val="28"/>
+          <w:szCs w:val="32"/>
+        </w:rPr>
+        <w:t>(ignore those which are already incorporated in your book’s version and date)</w:t>
+      </w:r>
+    </w:p>
+    <w:tbl>
+      <w:tblPr>
+        <w:tblW w:w="14679" w:type="dxa"/>
+        <w:tblInd w:w="-792" w:type="dxa"/>
+        <w:tblBorders>
+          <w:top w:val="single" w:sz="4" w:space="0" w:color="000000"/>
+          <w:left w:val="single" w:sz="4" w:space="0" w:color="000000"/>
+          <w:bottom w:val="single" w:sz="4" w:space="0" w:color="000000"/>
+          <w:right w:val="single" w:sz="4" w:space="0" w:color="000000"/>
+          <w:insideH w:val="single" w:sz="4" w:space="0" w:color="000000"/>
+          <w:insideV w:val="single" w:sz="4" w:space="0" w:color="000000"/>
+        </w:tblBorders>
+        <w:tblLook w:val="04A0" w:firstRow="1" w:lastRow="0" w:firstColumn="1" w:lastColumn="0" w:noHBand="0" w:noVBand="1"/>
+      </w:tblPr>
+      <w:tblGrid>
+        <w:gridCol w:w="7308"/>
+        <w:gridCol w:w="7371"/>
+      </w:tblGrid>
+      <w:tr>
+        <w:tc>
+          <w:tcPr>
+            <w:tcW w:w="7308" w:type="dxa"/>
+          </w:tcPr>
+          <w:p>
+            <w:pPr>
+              <w:spacing w:before="0" w:line="240" w:lineRule="auto"/>
+              <w:jc w:val="center"/>
+              <w:rPr>
+                <w:b/>
+                <w:sz w:val="32"/>
+                <w:szCs w:val="32"/>
+              </w:rPr>
+            </w:pPr>
+            <w:r>
+              <w:rPr>
+                <w:b/>
+                <w:sz w:val="32"/>
+                <w:szCs w:val="32"/>
+              </w:rPr>
+              <w:t>As Printed</w:t>
+            </w:r>
+          </w:p>
+        </w:tc>
+        <w:tc>
+          <w:tcPr>
+            <w:tcW w:w="7371" w:type="dxa"/>
+          </w:tcPr>
+          <w:p>
+            <w:pPr>
+              <w:spacing w:before="0" w:line="240" w:lineRule="auto"/>
+              <w:ind w:right="-18"/>
+              <w:jc w:val="center"/>
+              <w:rPr>
+                <w:b/>
+                <w:sz w:val="32"/>
+                <w:szCs w:val="32"/>
+              </w:rPr>
+            </w:pPr>
+            <w:r>
+              <w:rPr>
+                <w:b/>
+                <w:sz w:val="32"/>
+                <w:szCs w:val="32"/>
+              </w:rPr>
+              <w:t xml:space="preserve">To be read as or corrected as </w:t>
+            </w:r>
+          </w:p>
+        </w:tc>
+      </w:tr>
+      <w:tr>
+        <w:trPr>
+          <w:trHeight w:val="1338"/>
+        </w:trPr>
+        <w:tc>
+          <w:tcPr>
+            <w:tcW w:w="7308" w:type="dxa"/>
+          </w:tcPr>
+          <w:p>
+            <w:pPr>
+              <w:widowControl w:val="0"/>
+              <w:autoSpaceDE w:val="0"/>
+              <w:autoSpaceDN w:val="0"/>
+              <w:adjustRightInd w:val="0"/>
+              <w:spacing w:before="0" w:line="240" w:lineRule="auto"/>
+              <w:rPr>
+                <w:rFonts w:ascii="BRH Devanagari Extra" w:hAnsi="BRH Devanagari Extra" w:cs="BRH Devanagari Extra"/>
+                <w:color w:val="000000"/>
+                <w:sz w:val="32"/>
+                <w:szCs w:val="40"/>
+                <w:lang w:val="it-IT"/>
+              </w:rPr>
+            </w:pPr>
+            <w:r>
+              <w:rPr>
+                <w:rFonts w:cs="BRH Devanagari Extra"/>
+                <w:color w:val="000000"/>
+                <w:szCs w:val="40"/>
+                <w:lang w:val="it-IT"/>
+              </w:rPr>
+              <w:t>48</w:t>
+            </w:r>
+            <w:r>
+              <w:rPr>
+                <w:rFonts w:ascii="BRH Devanagari Extra" w:hAnsi="BRH Devanagari Extra" w:cs="BRH Devanagari Extra"/>
+                <w:color w:val="000000"/>
+                <w:sz w:val="32"/>
+                <w:szCs w:val="40"/>
+                <w:lang w:val="it-IT"/>
+              </w:rPr>
+              <w:t>)</w:t>
+            </w:r>
+            <w:r>
+              <w:rPr>
+                <w:rFonts w:ascii="BRH Devanagari Extra" w:hAnsi="BRH Devanagari Extra" w:cs="BRH Devanagari Extra"/>
+                <w:color w:val="000000"/>
+                <w:sz w:val="32"/>
+                <w:szCs w:val="40"/>
+                <w:lang w:val="it-IT"/>
+              </w:rPr>
+              <w:tab/>
+            </w:r>
+            <w:r>
+              <w:rPr>
+                <w:rFonts w:cs="BRH Devanagari Extra"/>
+                <w:color w:val="000000"/>
+                <w:szCs w:val="40"/>
+                <w:lang w:val="it-IT"/>
+              </w:rPr>
+              <w:t>1</w:t>
+            </w:r>
+            <w:r>
+              <w:rPr>
+                <w:rFonts w:ascii="BRH Devanagari Extra" w:hAnsi="BRH Devanagari Extra" w:cs="BRH Devanagari Extra"/>
+                <w:color w:val="000000"/>
+                <w:sz w:val="32"/>
+                <w:szCs w:val="40"/>
+                <w:lang w:val="it-IT"/>
+              </w:rPr>
+              <w:t>.</w:t>
+            </w:r>
+            <w:r>
+              <w:rPr>
+                <w:rFonts w:cs="BRH Devanagari Extra"/>
+                <w:color w:val="000000"/>
+                <w:szCs w:val="40"/>
+                <w:lang w:val="it-IT"/>
+              </w:rPr>
+              <w:t>6</w:t>
+            </w:r>
+            <w:r>
+              <w:rPr>
+                <w:rFonts w:ascii="BRH Devanagari Extra" w:hAnsi="BRH Devanagari Extra" w:cs="BRH Devanagari Extra"/>
+                <w:color w:val="000000"/>
+                <w:sz w:val="32"/>
+                <w:szCs w:val="40"/>
+                <w:lang w:val="it-IT"/>
+              </w:rPr>
+              <w:t>.</w:t>
+            </w:r>
+            <w:r>
+              <w:rPr>
+                <w:rFonts w:cs="BRH Devanagari Extra"/>
+                <w:color w:val="000000"/>
+                <w:szCs w:val="40"/>
+                <w:lang w:val="it-IT"/>
+              </w:rPr>
+              <w:t>6</w:t>
+            </w:r>
+            <w:r>
+              <w:rPr>
+                <w:rFonts w:ascii="BRH Devanagari Extra" w:hAnsi="BRH Devanagari Extra" w:cs="BRH Devanagari Extra"/>
+                <w:color w:val="000000"/>
+                <w:sz w:val="32"/>
+                <w:szCs w:val="40"/>
+                <w:lang w:val="it-IT"/>
+              </w:rPr>
+              <w:t>.</w:t>
+            </w:r>
+            <w:r>
+              <w:rPr>
+                <w:rFonts w:cs="BRH Devanagari Extra"/>
+                <w:color w:val="000000"/>
+                <w:szCs w:val="40"/>
+                <w:lang w:val="it-IT"/>
+              </w:rPr>
+              <w:t>2</w:t>
+            </w:r>
+            <w:r>
+              <w:rPr>
+                <w:rFonts w:ascii="BRH Devanagari Extra" w:hAnsi="BRH Devanagari Extra" w:cs="BRH Devanagari Extra"/>
+                <w:color w:val="000000"/>
+                <w:sz w:val="32"/>
+                <w:szCs w:val="40"/>
+                <w:lang w:val="it-IT"/>
+              </w:rPr>
+              <w:t>(</w:t>
+            </w:r>
+            <w:r>
+              <w:rPr>
+                <w:rFonts w:cs="BRH Devanagari Extra"/>
+                <w:color w:val="000000"/>
+                <w:szCs w:val="40"/>
+                <w:lang w:val="it-IT"/>
+              </w:rPr>
+              <w:t>41</w:t>
+            </w:r>
+            <w:r>
+              <w:rPr>
+                <w:rFonts w:ascii="BRH Devanagari Extra" w:hAnsi="BRH Devanagari Extra" w:cs="BRH Devanagari Extra"/>
+                <w:color w:val="000000"/>
+                <w:sz w:val="32"/>
+                <w:szCs w:val="40"/>
+                <w:lang w:val="it-IT"/>
+              </w:rPr>
+              <w:t>)-  lÉ</w:t>
+            </w:r>
+            <w:r>
+              <w:rPr>
+                <w:rFonts w:ascii="BRH Malayalam Extra" w:hAnsi="BRH Malayalam Extra" w:cs="BRH Devanagari Extra"/>
+                <w:color w:val="000000"/>
+                <w:szCs w:val="40"/>
+                <w:lang w:val="it-IT"/>
+              </w:rPr>
+              <w:t>–</w:t>
+            </w:r>
+            <w:r>
+              <w:rPr>
+                <w:rFonts w:ascii="BRH Devanagari Extra" w:hAnsi="BRH Devanagari Extra" w:cs="BRH Devanagari Extra"/>
+                <w:color w:val="000000"/>
+                <w:sz w:val="32"/>
+                <w:szCs w:val="40"/>
+                <w:lang w:val="it-IT"/>
+              </w:rPr>
+              <w:t>È ||</w:t>
+            </w:r>
+          </w:p>
+          <w:p>
+            <w:pPr>
+              <w:widowControl w:val="0"/>
+              <w:autoSpaceDE w:val="0"/>
+              <w:autoSpaceDN w:val="0"/>
+              <w:adjustRightInd w:val="0"/>
+              <w:spacing w:before="0" w:line="240" w:lineRule="auto"/>
+              <w:rPr>
+                <w:rFonts w:cs="Latha"/>
+                <w:b/>
+                <w:bCs/>
+                <w:szCs w:val="28"/>
+                <w:cs/>
+                <w:lang w:val="it-IT" w:bidi="ta-IN"/>
+              </w:rPr>
+            </w:pPr>
+            <w:r>
+              <w:rPr>
+                <w:rFonts w:ascii="BRH Devanagari Extra" w:hAnsi="BRH Devanagari Extra" w:cs="BRH Devanagari Extra"/>
+                <w:color w:val="000000"/>
+                <w:sz w:val="32"/>
+                <w:szCs w:val="40"/>
+                <w:lang w:val="it-IT"/>
+              </w:rPr>
+              <w:t>lÉ</w:t>
+            </w:r>
+            <w:r>
+              <w:rPr>
+                <w:rFonts w:ascii="BRH Malayalam Extra" w:hAnsi="BRH Malayalam Extra" w:cs="BRH Devanagari Extra"/>
+                <w:color w:val="000000"/>
+                <w:szCs w:val="40"/>
+                <w:lang w:val="it-IT"/>
+              </w:rPr>
+              <w:t>–</w:t>
+            </w:r>
+            <w:r>
+              <w:rPr>
+                <w:rFonts w:ascii="BRH Devanagari Extra" w:hAnsi="BRH Devanagari Extra" w:cs="BRH Devanagari Extra"/>
+                <w:color w:val="000000"/>
+                <w:sz w:val="32"/>
+                <w:szCs w:val="40"/>
+                <w:lang w:val="it-IT"/>
+              </w:rPr>
+              <w:t xml:space="preserve"> CÌiÉþ </w:t>
+            </w:r>
+            <w:r>
+              <w:rPr>
+                <w:rFonts w:ascii="BRH Devanagari Extra" w:hAnsi="BRH Devanagari Extra" w:cs="BRH Devanagari Extra"/>
+                <w:color w:val="000000"/>
+                <w:sz w:val="32"/>
+                <w:szCs w:val="40"/>
+                <w:highlight w:val="yellow"/>
+                <w:lang w:val="it-IT"/>
+              </w:rPr>
+              <w:t>lÉ</w:t>
+            </w:r>
+            <w:r>
+              <w:rPr>
+                <w:rFonts w:ascii="BRH Malayalam Extra" w:hAnsi="BRH Malayalam Extra" w:cs="BRH Devanagari Extra"/>
+                <w:color w:val="000000"/>
+                <w:szCs w:val="40"/>
+                <w:highlight w:val="yellow"/>
+                <w:lang w:val="it-IT"/>
+              </w:rPr>
+              <w:t>–</w:t>
+            </w:r>
+            <w:r>
+              <w:rPr>
+                <w:rFonts w:ascii="BRH Devanagari Extra" w:hAnsi="BRH Devanagari Extra" w:cs="BRH Devanagari Extra"/>
+                <w:color w:val="000000"/>
+                <w:sz w:val="32"/>
+                <w:szCs w:val="40"/>
+                <w:highlight w:val="yellow"/>
+                <w:lang w:val="it-IT"/>
+              </w:rPr>
+              <w:t>È</w:t>
+            </w:r>
+            <w:r>
+              <w:rPr>
+                <w:rFonts w:ascii="BRH Devanagari Extra" w:hAnsi="BRH Devanagari Extra" w:cs="BRH Devanagari Extra"/>
+                <w:color w:val="000000"/>
+                <w:sz w:val="32"/>
+                <w:szCs w:val="40"/>
+                <w:lang w:val="it-IT"/>
+              </w:rPr>
+              <w:t xml:space="preserve"> | </w:t>
+            </w:r>
+          </w:p>
+        </w:tc>
+        <w:tc>
+          <w:tcPr>
+            <w:tcW w:w="7371" w:type="dxa"/>
+          </w:tcPr>
+          <w:p>
+            <w:pPr>
+              <w:widowControl w:val="0"/>
+              <w:autoSpaceDE w:val="0"/>
+              <w:autoSpaceDN w:val="0"/>
+              <w:adjustRightInd w:val="0"/>
+              <w:spacing w:before="0" w:line="240" w:lineRule="auto"/>
+              <w:rPr>
+                <w:rFonts w:ascii="BRH Devanagari Extra" w:hAnsi="BRH Devanagari Extra" w:cs="BRH Devanagari Extra"/>
+                <w:color w:val="000000"/>
+                <w:sz w:val="32"/>
+                <w:szCs w:val="40"/>
+                <w:lang w:val="it-IT"/>
+              </w:rPr>
+            </w:pPr>
+            <w:r>
+              <w:rPr>
+                <w:rFonts w:cs="BRH Devanagari Extra"/>
+                <w:color w:val="000000"/>
+                <w:szCs w:val="40"/>
+                <w:lang w:val="it-IT"/>
+              </w:rPr>
+              <w:t>48</w:t>
+            </w:r>
+            <w:r>
+              <w:rPr>
+                <w:rFonts w:ascii="BRH Devanagari Extra" w:hAnsi="BRH Devanagari Extra" w:cs="BRH Devanagari Extra"/>
+                <w:color w:val="000000"/>
+                <w:sz w:val="32"/>
+                <w:szCs w:val="40"/>
+                <w:lang w:val="it-IT"/>
+              </w:rPr>
+              <w:t>)</w:t>
+            </w:r>
+            <w:r>
+              <w:rPr>
+                <w:rFonts w:ascii="BRH Devanagari Extra" w:hAnsi="BRH Devanagari Extra" w:cs="BRH Devanagari Extra"/>
+                <w:color w:val="000000"/>
+                <w:sz w:val="32"/>
+                <w:szCs w:val="40"/>
+                <w:lang w:val="it-IT"/>
+              </w:rPr>
+              <w:tab/>
+            </w:r>
+            <w:r>
+              <w:rPr>
+                <w:rFonts w:cs="BRH Devanagari Extra"/>
+                <w:color w:val="000000"/>
+                <w:szCs w:val="40"/>
+                <w:lang w:val="it-IT"/>
+              </w:rPr>
+              <w:t>1</w:t>
+            </w:r>
+            <w:r>
+              <w:rPr>
+                <w:rFonts w:ascii="BRH Devanagari Extra" w:hAnsi="BRH Devanagari Extra" w:cs="BRH Devanagari Extra"/>
+                <w:color w:val="000000"/>
+                <w:sz w:val="32"/>
+                <w:szCs w:val="40"/>
+                <w:lang w:val="it-IT"/>
+              </w:rPr>
+              <w:t>.</w:t>
+            </w:r>
+            <w:r>
+              <w:rPr>
+                <w:rFonts w:cs="BRH Devanagari Extra"/>
+                <w:color w:val="000000"/>
+                <w:szCs w:val="40"/>
+                <w:lang w:val="it-IT"/>
+              </w:rPr>
+              <w:t>6</w:t>
+            </w:r>
+            <w:r>
+              <w:rPr>
+                <w:rFonts w:ascii="BRH Devanagari Extra" w:hAnsi="BRH Devanagari Extra" w:cs="BRH Devanagari Extra"/>
+                <w:color w:val="000000"/>
+                <w:sz w:val="32"/>
+                <w:szCs w:val="40"/>
+                <w:lang w:val="it-IT"/>
+              </w:rPr>
+              <w:t>.</w:t>
+            </w:r>
+            <w:r>
+              <w:rPr>
+                <w:rFonts w:cs="BRH Devanagari Extra"/>
+                <w:color w:val="000000"/>
+                <w:szCs w:val="40"/>
+                <w:lang w:val="it-IT"/>
+              </w:rPr>
+              <w:t>6</w:t>
+            </w:r>
+            <w:r>
+              <w:rPr>
+                <w:rFonts w:ascii="BRH Devanagari Extra" w:hAnsi="BRH Devanagari Extra" w:cs="BRH Devanagari Extra"/>
+                <w:color w:val="000000"/>
+                <w:sz w:val="32"/>
+                <w:szCs w:val="40"/>
+                <w:lang w:val="it-IT"/>
+              </w:rPr>
+              <w:t>.</w:t>
+            </w:r>
+            <w:r>
+              <w:rPr>
+                <w:rFonts w:cs="BRH Devanagari Extra"/>
+                <w:color w:val="000000"/>
+                <w:szCs w:val="40"/>
+                <w:lang w:val="it-IT"/>
+              </w:rPr>
+              <w:t>2</w:t>
+            </w:r>
+            <w:r>
+              <w:rPr>
+                <w:rFonts w:ascii="BRH Devanagari Extra" w:hAnsi="BRH Devanagari Extra" w:cs="BRH Devanagari Extra"/>
+                <w:color w:val="000000"/>
+                <w:sz w:val="32"/>
+                <w:szCs w:val="40"/>
+                <w:lang w:val="it-IT"/>
+              </w:rPr>
+              <w:t>(</w:t>
+            </w:r>
+            <w:r>
+              <w:rPr>
+                <w:rFonts w:cs="BRH Devanagari Extra"/>
+                <w:color w:val="000000"/>
+                <w:szCs w:val="40"/>
+                <w:lang w:val="it-IT"/>
+              </w:rPr>
+              <w:t>41</w:t>
+            </w:r>
+            <w:r>
+              <w:rPr>
+                <w:rFonts w:ascii="BRH Devanagari Extra" w:hAnsi="BRH Devanagari Extra" w:cs="BRH Devanagari Extra"/>
+                <w:color w:val="000000"/>
+                <w:sz w:val="32"/>
+                <w:szCs w:val="40"/>
+                <w:lang w:val="it-IT"/>
+              </w:rPr>
+              <w:t>)-  lÉ</w:t>
+            </w:r>
+            <w:r>
+              <w:rPr>
+                <w:rFonts w:ascii="BRH Malayalam Extra" w:hAnsi="BRH Malayalam Extra" w:cs="BRH Devanagari Extra"/>
+                <w:color w:val="000000"/>
+                <w:szCs w:val="40"/>
+                <w:lang w:val="it-IT"/>
+              </w:rPr>
+              <w:t>–</w:t>
+            </w:r>
+            <w:r>
+              <w:rPr>
+                <w:rFonts w:ascii="BRH Devanagari Extra" w:hAnsi="BRH Devanagari Extra" w:cs="BRH Devanagari Extra"/>
+                <w:color w:val="000000"/>
+                <w:sz w:val="32"/>
+                <w:szCs w:val="40"/>
+                <w:lang w:val="it-IT"/>
+              </w:rPr>
+              <w:t>È ||</w:t>
+            </w:r>
+          </w:p>
+          <w:p>
+            <w:pPr>
+              <w:widowControl w:val="0"/>
+              <w:autoSpaceDE w:val="0"/>
+              <w:autoSpaceDN w:val="0"/>
+              <w:adjustRightInd w:val="0"/>
+              <w:spacing w:before="0" w:line="240" w:lineRule="auto"/>
+              <w:rPr>
+                <w:rFonts w:cs="Latha"/>
+                <w:b/>
+                <w:bCs/>
+                <w:szCs w:val="28"/>
+                <w:cs/>
+                <w:lang w:val="it-IT" w:bidi="ta-IN"/>
+              </w:rPr>
+            </w:pPr>
+            <w:r>
+              <w:rPr>
+                <w:rFonts w:ascii="BRH Devanagari Extra" w:hAnsi="BRH Devanagari Extra" w:cs="BRH Devanagari Extra"/>
+                <w:color w:val="000000"/>
+                <w:sz w:val="32"/>
+                <w:szCs w:val="40"/>
+                <w:lang w:val="it-IT"/>
+              </w:rPr>
+              <w:t>lÉ</w:t>
+            </w:r>
+            <w:r>
+              <w:rPr>
+                <w:rFonts w:ascii="BRH Malayalam Extra" w:hAnsi="BRH Malayalam Extra" w:cs="BRH Devanagari Extra"/>
+                <w:color w:val="000000"/>
+                <w:szCs w:val="40"/>
+                <w:lang w:val="it-IT"/>
+              </w:rPr>
+              <w:t>–</w:t>
+            </w:r>
+            <w:r>
+              <w:rPr>
+                <w:rFonts w:ascii="BRH Devanagari Extra" w:hAnsi="BRH Devanagari Extra" w:cs="BRH Devanagari Extra"/>
+                <w:color w:val="000000"/>
+                <w:sz w:val="32"/>
+                <w:szCs w:val="40"/>
+                <w:lang w:val="it-IT"/>
+              </w:rPr>
+              <w:t xml:space="preserve"> CÌiÉþ </w:t>
+            </w:r>
+            <w:r>
+              <w:rPr>
+                <w:rFonts w:ascii="BRH Devanagari Extra" w:hAnsi="BRH Devanagari Extra" w:cs="BRH Devanagari Extra"/>
+                <w:color w:val="000000"/>
+                <w:sz w:val="32"/>
+                <w:szCs w:val="40"/>
+                <w:highlight w:val="green"/>
+                <w:lang w:val="it-IT"/>
+              </w:rPr>
+              <w:t>lÉÈ</w:t>
+            </w:r>
+            <w:r>
+              <w:rPr>
+                <w:rFonts w:ascii="BRH Devanagari Extra" w:hAnsi="BRH Devanagari Extra" w:cs="BRH Devanagari Extra"/>
+                <w:color w:val="000000"/>
+                <w:sz w:val="32"/>
+                <w:szCs w:val="40"/>
+                <w:lang w:val="it-IT"/>
+              </w:rPr>
+              <w:t xml:space="preserve"> | </w:t>
+            </w:r>
+          </w:p>
+        </w:tc>
+      </w:tr>
+    </w:tbl>
+    <w:p>
+      <w:pPr>
+        <w:spacing w:before="0" w:line="240" w:lineRule="auto"/>
+        <w:jc w:val="center"/>
+        <w:rPr>
+          <w:b/>
+          <w:bCs/>
+          <w:sz w:val="32"/>
+          <w:szCs w:val="32"/>
+          <w:u w:val="single"/>
+        </w:rPr>
+      </w:pPr>
+    </w:p>
+    <w:p>
+      <w:pPr>
+        <w:spacing w:before="0" w:line="240" w:lineRule="auto"/>
+        <w:jc w:val="center"/>
+        <w:rPr>
+          <w:b/>
+          <w:bCs/>
+          <w:sz w:val="32"/>
+          <w:szCs w:val="32"/>
+          <w:u w:val="single"/>
+        </w:rPr>
+      </w:pPr>
+    </w:p>
+    <w:p>
+      <w:pPr>
+        <w:spacing w:before="0" w:line="240" w:lineRule="auto"/>
+        <w:jc w:val="center"/>
+        <w:rPr>
+          <w:b/>
+          <w:bCs/>
+          <w:sz w:val="32"/>
+          <w:szCs w:val="32"/>
+          <w:u w:val="single"/>
+        </w:rPr>
+      </w:pPr>
+    </w:p>
+    <w:p>
+      <w:pPr>
+        <w:spacing w:before="0" w:line="240" w:lineRule="auto"/>
+        <w:jc w:val="center"/>
+        <w:rPr>
+          <w:b/>
+          <w:bCs/>
+          <w:sz w:val="32"/>
+          <w:szCs w:val="32"/>
+          <w:u w:val="single"/>
+        </w:rPr>
+      </w:pPr>
+    </w:p>
     <w:p>
       <w:pPr>
         <w:spacing w:before="0" w:line="240" w:lineRule="auto"/>
@@ -1364,6 +2069,7 @@
                 <w:sz w:val="32"/>
                 <w:szCs w:val="40"/>
               </w:rPr>
+              <w:lastRenderedPageBreak/>
               <w:t>rÉ</w:t>
             </w:r>
             <w:r>
@@ -1641,6 +2347,7 @@
                 <w:rFonts w:cs="BRH Devanagari Extra"/>
                 <w:szCs w:val="40"/>
               </w:rPr>
+              <w:lastRenderedPageBreak/>
               <w:t>38</w:t>
             </w:r>
             <w:r>
@@ -2182,6 +2889,7 @@
                 <w:sz w:val="32"/>
                 <w:szCs w:val="40"/>
               </w:rPr>
+              <w:lastRenderedPageBreak/>
               <w:t>rÉ</w:t>
             </w:r>
             <w:r>
@@ -2460,6 +3168,7 @@
                 <w:rFonts w:cs="BRH Devanagari Extra"/>
                 <w:szCs w:val="40"/>
               </w:rPr>
+              <w:lastRenderedPageBreak/>
               <w:t>43</w:t>
             </w:r>
             <w:r>
@@ -2796,7 +3505,6 @@
                 <w:rFonts w:cs="BRH Devanagari Extra"/>
                 <w:szCs w:val="40"/>
               </w:rPr>
-              <w:lastRenderedPageBreak/>
               <w:t>44</w:t>
             </w:r>
             <w:r>
@@ -3089,7 +3797,6 @@
                 <w:rFonts w:cs="BRH Devanagari Extra"/>
                 <w:szCs w:val="40"/>
               </w:rPr>
-              <w:lastRenderedPageBreak/>
               <w:t>43</w:t>
             </w:r>
             <w:r>
@@ -3479,7 +4186,6 @@
                 <w:rFonts w:cs="BRH Devanagari Extra"/>
                 <w:szCs w:val="40"/>
               </w:rPr>
-              <w:lastRenderedPageBreak/>
               <w:t>44</w:t>
             </w:r>
             <w:r>
@@ -3829,7 +4535,6 @@
                 <w:rFonts w:cs="BRH Devanagari Extra"/>
                 <w:szCs w:val="40"/>
               </w:rPr>
-              <w:lastRenderedPageBreak/>
               <w:t>30</w:t>
             </w:r>
             <w:r>
@@ -4887,6 +5592,7 @@
                 <w:szCs w:val="40"/>
                 <w:lang w:val="it-IT"/>
               </w:rPr>
+              <w:lastRenderedPageBreak/>
               <w:t>52</w:t>
             </w:r>
             <w:r>
@@ -6495,7 +7201,6 @@
                 <w:rFonts w:cs="BRH Devanagari Extra"/>
                 <w:szCs w:val="40"/>
               </w:rPr>
-              <w:lastRenderedPageBreak/>
               <w:t>19</w:t>
             </w:r>
             <w:r>
@@ -7112,7 +7817,6 @@
                 <w:rFonts w:cs="BRH Devanagari Extra"/>
                 <w:szCs w:val="40"/>
               </w:rPr>
-              <w:lastRenderedPageBreak/>
               <w:t>18</w:t>
             </w:r>
             <w:r>
@@ -7471,7 +8175,6 @@
                 <w:rFonts w:cs="BRH Devanagari Extra"/>
                 <w:szCs w:val="40"/>
               </w:rPr>
-              <w:lastRenderedPageBreak/>
               <w:t>19</w:t>
             </w:r>
             <w:r>
@@ -8135,7 +8838,6 @@
                 <w:rFonts w:cs="BRH Devanagari Extra"/>
                 <w:szCs w:val="40"/>
               </w:rPr>
-              <w:lastRenderedPageBreak/>
               <w:t>79</w:t>
             </w:r>
             <w:r>
@@ -8581,6 +9283,7 @@
                 <w:rFonts w:cs="BRH Devanagari Extra"/>
                 <w:szCs w:val="40"/>
               </w:rPr>
+              <w:lastRenderedPageBreak/>
               <w:t>57</w:t>
             </w:r>
             <w:r>
@@ -9964,7 +10667,6 @@
                 <w:szCs w:val="40"/>
                 <w:lang w:val="it-IT"/>
               </w:rPr>
-              <w:lastRenderedPageBreak/>
               <w:t>A</w:t>
             </w:r>
             <w:r>
@@ -10063,7 +10765,6 @@
                 <w:szCs w:val="40"/>
                 <w:lang w:val="it-IT"/>
               </w:rPr>
-              <w:lastRenderedPageBreak/>
               <w:t>46</w:t>
             </w:r>
             <w:r>
@@ -10210,7 +10911,6 @@
                 <w:szCs w:val="40"/>
                 <w:lang w:val="it-IT"/>
               </w:rPr>
-              <w:lastRenderedPageBreak/>
               <w:t>A</w:t>
             </w:r>
             <w:r>
@@ -10292,7 +10992,6 @@
                 <w:szCs w:val="40"/>
                 <w:lang w:val="it-IT"/>
               </w:rPr>
-              <w:lastRenderedPageBreak/>
               <w:t>3</w:t>
             </w:r>
             <w:r>
@@ -11995,6 +12694,7 @@
                 <w:szCs w:val="40"/>
                 <w:lang w:val="it-IT"/>
               </w:rPr>
+              <w:lastRenderedPageBreak/>
               <w:t>53</w:t>
             </w:r>
             <w:r>
@@ -13265,7 +13965,6 @@
                 <w:rFonts w:cs="BRH Devanagari Extra"/>
                 <w:szCs w:val="40"/>
               </w:rPr>
-              <w:lastRenderedPageBreak/>
               <w:t>33</w:t>
             </w:r>
             <w:r>
@@ -14099,7 +14798,6 @@
                 <w:rFonts w:cs="BRH Devanagari Extra"/>
                 <w:szCs w:val="40"/>
               </w:rPr>
-              <w:lastRenderedPageBreak/>
               <w:t>32</w:t>
             </w:r>
             <w:r>
@@ -14438,7 +15136,6 @@
                 <w:rFonts w:cs="BRH Devanagari Extra"/>
                 <w:szCs w:val="40"/>
               </w:rPr>
-              <w:lastRenderedPageBreak/>
               <w:t>33</w:t>
             </w:r>
             <w:r>
@@ -15200,7 +15897,6 @@
                 <w:rFonts w:cs="BRH Devanagari Extra"/>
                 <w:szCs w:val="40"/>
               </w:rPr>
-              <w:lastRenderedPageBreak/>
               <w:t>29</w:t>
             </w:r>
             <w:r>
@@ -15313,6 +16009,7 @@
                 <w:sz w:val="32"/>
                 <w:szCs w:val="40"/>
               </w:rPr>
+              <w:lastRenderedPageBreak/>
               <w:t>SèurÉþ¤ÉU</w:t>
             </w:r>
             <w:r>
@@ -15415,6 +16112,7 @@
                 <w:rFonts w:cs="BRH Devanagari Extra"/>
                 <w:szCs w:val="40"/>
               </w:rPr>
+              <w:lastRenderedPageBreak/>
               <w:t>29</w:t>
             </w:r>
             <w:r>
@@ -15528,6 +16226,7 @@
                 <w:sz w:val="32"/>
                 <w:szCs w:val="40"/>
               </w:rPr>
+              <w:lastRenderedPageBreak/>
               <w:t>SèurÉþ¤ÉU</w:t>
             </w:r>
             <w:r>
@@ -15624,6 +16323,7 @@
                 <w:rFonts w:cs="BRH Devanagari Extra"/>
                 <w:szCs w:val="40"/>
               </w:rPr>
+              <w:lastRenderedPageBreak/>
               <w:t>60</w:t>
             </w:r>
             <w:r>
@@ -17147,7 +17847,6 @@
                 <w:rFonts w:cs="BRH Devanagari Extra"/>
                 <w:szCs w:val="40"/>
               </w:rPr>
-              <w:lastRenderedPageBreak/>
               <w:t>51</w:t>
             </w:r>
             <w:r>
@@ -19108,6 +19807,7 @@
                 <w:rFonts w:cs="BRH Devanagari Extra"/>
                 <w:szCs w:val="40"/>
               </w:rPr>
+              <w:lastRenderedPageBreak/>
               <w:t>47</w:t>
             </w:r>
             <w:r>
@@ -20894,7 +21594,6 @@
                 <w:rFonts w:cs="BRH Devanagari Extra"/>
                 <w:szCs w:val="40"/>
               </w:rPr>
-              <w:lastRenderedPageBreak/>
               <w:t>53</w:t>
             </w:r>
             <w:r>
@@ -21641,6 +22340,7 @@
           <w:szCs w:val="32"/>
           <w:u w:val="single"/>
         </w:rPr>
+        <w:lastRenderedPageBreak/>
         <w:t>====================</w:t>
       </w:r>
     </w:p>
@@ -21659,7 +22359,7 @@
 </file>
 
 <file path=word/endnotes.xml><?xml version="1.0" encoding="utf-8"?>
-<w:endnotes xmlns:wpc="http://schemas.microsoft.com/office/word/2010/wordprocessingCanvas" xmlns:cx="http://schemas.microsoft.com/office/drawing/2014/chartex" xmlns:cx1="http://schemas.microsoft.com/office/drawing/2015/9/8/chartex" xmlns:cx2="http://schemas.microsoft.com/office/drawing/2015/10/21/chartex" xmlns:cx3="http://schemas.microsoft.com/office/drawing/2016/5/9/chartex" xmlns:cx4="http://schemas.microsoft.com/office/drawing/2016/5/10/chartex" xmlns:cx5="http://schemas.microsoft.com/office/drawing/2016/5/11/chartex" xmlns:cx6="http://schemas.microsoft.com/office/drawing/2016/5/12/chartex" xmlns:cx7="http://schemas.microsoft.com/office/drawing/2016/5/13/chartex" xmlns:cx8="http://schemas.microsoft.com/office/drawing/2016/5/14/chartex" xmlns:mc="http://schemas.openxmlformats.org/markup-compatibility/2006" xmlns:aink="http://schemas.microsoft.com/office/drawing/2016/ink" xmlns:am3d="http://schemas.microsoft.com/office/drawing/2017/model3d" xmlns:o="urn:schemas-microsoft-com:office:office" xmlns:oel="http://schemas.microsoft.com/office/2019/extlst" xmlns:r="http://schemas.openxmlformats.org/officeDocument/2006/relationships" xmlns:m="http://schemas.openxmlformats.org/officeDocument/2006/math" xmlns:v="urn:schemas-microsoft-com:vml" xmlns:wp14="http://schemas.microsoft.com/office/word/2010/wordprocessingDrawing" xmlns:wp="http://schemas.openxmlformats.org/drawingml/2006/wordprocessingDrawing" xmlns:w10="urn:schemas-microsoft-com:office:word" xmlns:w="http://schemas.openxmlformats.org/wordprocessingml/2006/main" xmlns:w14="http://schemas.microsoft.com/office/word/2010/wordml" xmlns:w15="http://schemas.microsoft.com/office/word/2012/wordml" xmlns:w16cex="http://schemas.microsoft.com/office/word/2018/wordml/cex" xmlns:w16cid="http://schemas.microsoft.com/office/word/2016/wordml/cid" xmlns:w16="http://schemas.microsoft.com/office/word/2018/wordml" xmlns:w16sdtdh="http://schemas.microsoft.com/office/word/2020/wordml/sdtdatahash" xmlns:w16se="http://schemas.microsoft.com/office/word/2015/wordml/symex" xmlns:wpg="http://schemas.microsoft.com/office/word/2010/wordprocessingGroup" xmlns:wpi="http://schemas.microsoft.com/office/word/2010/wordprocessingInk" xmlns:wne="http://schemas.microsoft.com/office/word/2006/wordml" xmlns:wps="http://schemas.microsoft.com/office/word/2010/wordprocessingShape" mc:Ignorable="w14 w15 w16se w16cid w16 w16cex w16sdtdh wp14">
+<w:endnotes xmlns:wpc="http://schemas.microsoft.com/office/word/2010/wordprocessingCanvas" xmlns:cx="http://schemas.microsoft.com/office/drawing/2014/chartex" xmlns:cx1="http://schemas.microsoft.com/office/drawing/2015/9/8/chartex" xmlns:cx2="http://schemas.microsoft.com/office/drawing/2015/10/21/chartex" xmlns:cx3="http://schemas.microsoft.com/office/drawing/2016/5/9/chartex" xmlns:cx4="http://schemas.microsoft.com/office/drawing/2016/5/10/chartex" xmlns:cx5="http://schemas.microsoft.com/office/drawing/2016/5/11/chartex" xmlns:cx6="http://schemas.microsoft.com/office/drawing/2016/5/12/chartex" xmlns:cx7="http://schemas.microsoft.com/office/drawing/2016/5/13/chartex" xmlns:cx8="http://schemas.microsoft.com/office/drawing/2016/5/14/chartex" xmlns:mc="http://schemas.openxmlformats.org/markup-compatibility/2006" xmlns:aink="http://schemas.microsoft.com/office/drawing/2016/ink" xmlns:am3d="http://schemas.microsoft.com/office/drawing/2017/model3d" xmlns:o="urn:schemas-microsoft-com:office:office" xmlns:oel="http://schemas.microsoft.com/office/2019/extlst" xmlns:r="http://schemas.openxmlformats.org/officeDocument/2006/relationships" xmlns:m="http://schemas.openxmlformats.org/officeDocument/2006/math" xmlns:v="urn:schemas-microsoft-com:vml" xmlns:wp14="http://schemas.microsoft.com/office/word/2010/wordprocessingDrawing" xmlns:wp="http://schemas.openxmlformats.org/drawingml/2006/wordprocessingDrawing" xmlns:w10="urn:schemas-microsoft-com:office:word" xmlns:w="http://schemas.openxmlformats.org/wordprocessingml/2006/main" xmlns:w14="http://schemas.microsoft.com/office/word/2010/wordml" xmlns:w15="http://schemas.microsoft.com/office/word/2012/wordml" xmlns:w16cex="http://schemas.microsoft.com/office/word/2018/wordml/cex" xmlns:w16cid="http://schemas.microsoft.com/office/word/2016/wordml/cid" xmlns:w16="http://schemas.microsoft.com/office/word/2018/wordml" xmlns:w16du="http://schemas.microsoft.com/office/word/2023/wordml/word16du" xmlns:w16sdtdh="http://schemas.microsoft.com/office/word/2020/wordml/sdtdatahash" xmlns:w16sdtfl="http://schemas.microsoft.com/office/word/2024/wordml/sdtformatlock" xmlns:w16se="http://schemas.microsoft.com/office/word/2015/wordml/symex" xmlns:wpg="http://schemas.microsoft.com/office/word/2010/wordprocessingGroup" xmlns:wpi="http://schemas.microsoft.com/office/word/2010/wordprocessingInk" xmlns:wne="http://schemas.microsoft.com/office/word/2006/wordml" xmlns:wps="http://schemas.microsoft.com/office/word/2010/wordprocessingShape" mc:Ignorable="w14 w15 w16se w16cid w16 w16cex w16sdtdh w16sdtfl w16du wp14">
   <w:endnote w:type="separator" w:id="-1">
     <w:p>
       <w:pPr>
@@ -21684,7 +22384,7 @@
 </file>
 
 <file path=word/footer1.xml><?xml version="1.0" encoding="utf-8"?>
-<w:ftr xmlns:wpc="http://schemas.microsoft.com/office/word/2010/wordprocessingCanvas" xmlns:cx="http://schemas.microsoft.com/office/drawing/2014/chartex" xmlns:cx1="http://schemas.microsoft.com/office/drawing/2015/9/8/chartex" xmlns:cx2="http://schemas.microsoft.com/office/drawing/2015/10/21/chartex" xmlns:cx3="http://schemas.microsoft.com/office/drawing/2016/5/9/chartex" xmlns:cx4="http://schemas.microsoft.com/office/drawing/2016/5/10/chartex" xmlns:cx5="http://schemas.microsoft.com/office/drawing/2016/5/11/chartex" xmlns:cx6="http://schemas.microsoft.com/office/drawing/2016/5/12/chartex" xmlns:cx7="http://schemas.microsoft.com/office/drawing/2016/5/13/chartex" xmlns:cx8="http://schemas.microsoft.com/office/drawing/2016/5/14/chartex" xmlns:mc="http://schemas.openxmlformats.org/markup-compatibility/2006" xmlns:aink="http://schemas.microsoft.com/office/drawing/2016/ink" xmlns:am3d="http://schemas.microsoft.com/office/drawing/2017/model3d" xmlns:o="urn:schemas-microsoft-com:office:office" xmlns:oel="http://schemas.microsoft.com/office/2019/extlst" xmlns:r="http://schemas.openxmlformats.org/officeDocument/2006/relationships" xmlns:m="http://schemas.openxmlformats.org/officeDocument/2006/math" xmlns:v="urn:schemas-microsoft-com:vml" xmlns:wp14="http://schemas.microsoft.com/office/word/2010/wordprocessingDrawing" xmlns:wp="http://schemas.openxmlformats.org/drawingml/2006/wordprocessingDrawing" xmlns:w10="urn:schemas-microsoft-com:office:word" xmlns:w="http://schemas.openxmlformats.org/wordprocessingml/2006/main" xmlns:w14="http://schemas.microsoft.com/office/word/2010/wordml" xmlns:w15="http://schemas.microsoft.com/office/word/2012/wordml" xmlns:w16cex="http://schemas.microsoft.com/office/word/2018/wordml/cex" xmlns:w16cid="http://schemas.microsoft.com/office/word/2016/wordml/cid" xmlns:w16="http://schemas.microsoft.com/office/word/2018/wordml" xmlns:w16sdtdh="http://schemas.microsoft.com/office/word/2020/wordml/sdtdatahash" xmlns:w16se="http://schemas.microsoft.com/office/word/2015/wordml/symex" xmlns:wpg="http://schemas.microsoft.com/office/word/2010/wordprocessingGroup" xmlns:wpi="http://schemas.microsoft.com/office/word/2010/wordprocessingInk" xmlns:wne="http://schemas.microsoft.com/office/word/2006/wordml" xmlns:wps="http://schemas.microsoft.com/office/word/2010/wordprocessingShape" mc:Ignorable="w14 w15 w16se w16cid w16 w16cex w16sdtdh wp14">
+<w:ftr xmlns:wpc="http://schemas.microsoft.com/office/word/2010/wordprocessingCanvas" xmlns:cx="http://schemas.microsoft.com/office/drawing/2014/chartex" xmlns:cx1="http://schemas.microsoft.com/office/drawing/2015/9/8/chartex" xmlns:cx2="http://schemas.microsoft.com/office/drawing/2015/10/21/chartex" xmlns:cx3="http://schemas.microsoft.com/office/drawing/2016/5/9/chartex" xmlns:cx4="http://schemas.microsoft.com/office/drawing/2016/5/10/chartex" xmlns:cx5="http://schemas.microsoft.com/office/drawing/2016/5/11/chartex" xmlns:cx6="http://schemas.microsoft.com/office/drawing/2016/5/12/chartex" xmlns:cx7="http://schemas.microsoft.com/office/drawing/2016/5/13/chartex" xmlns:cx8="http://schemas.microsoft.com/office/drawing/2016/5/14/chartex" xmlns:mc="http://schemas.openxmlformats.org/markup-compatibility/2006" xmlns:aink="http://schemas.microsoft.com/office/drawing/2016/ink" xmlns:am3d="http://schemas.microsoft.com/office/drawing/2017/model3d" xmlns:o="urn:schemas-microsoft-com:office:office" xmlns:oel="http://schemas.microsoft.com/office/2019/extlst" xmlns:r="http://schemas.openxmlformats.org/officeDocument/2006/relationships" xmlns:m="http://schemas.openxmlformats.org/officeDocument/2006/math" xmlns:v="urn:schemas-microsoft-com:vml" xmlns:wp14="http://schemas.microsoft.com/office/word/2010/wordprocessingDrawing" xmlns:wp="http://schemas.openxmlformats.org/drawingml/2006/wordprocessingDrawing" xmlns:w10="urn:schemas-microsoft-com:office:word" xmlns:w="http://schemas.openxmlformats.org/wordprocessingml/2006/main" xmlns:w14="http://schemas.microsoft.com/office/word/2010/wordml" xmlns:w15="http://schemas.microsoft.com/office/word/2012/wordml" xmlns:w16cex="http://schemas.microsoft.com/office/word/2018/wordml/cex" xmlns:w16cid="http://schemas.microsoft.com/office/word/2016/wordml/cid" xmlns:w16="http://schemas.microsoft.com/office/word/2018/wordml" xmlns:w16du="http://schemas.microsoft.com/office/word/2023/wordml/word16du" xmlns:w16sdtdh="http://schemas.microsoft.com/office/word/2020/wordml/sdtdatahash" xmlns:w16sdtfl="http://schemas.microsoft.com/office/word/2024/wordml/sdtformatlock" xmlns:w16se="http://schemas.microsoft.com/office/word/2015/wordml/symex" xmlns:wpg="http://schemas.microsoft.com/office/word/2010/wordprocessingGroup" xmlns:wpi="http://schemas.microsoft.com/office/word/2010/wordprocessingInk" xmlns:wne="http://schemas.microsoft.com/office/word/2006/wordml" xmlns:wps="http://schemas.microsoft.com/office/word/2010/wordprocessingShape" mc:Ignorable="w14 w15 w16se w16cid w16 w16cex w16sdtdh w16sdtfl w16du wp14">
   <w:p>
     <w:pPr>
       <w:pBdr>
@@ -21866,7 +22566,7 @@
 </file>
 
 <file path=word/footer2.xml><?xml version="1.0" encoding="utf-8"?>
-<w:ftr xmlns:wpc="http://schemas.microsoft.com/office/word/2010/wordprocessingCanvas" xmlns:cx="http://schemas.microsoft.com/office/drawing/2014/chartex" xmlns:cx1="http://schemas.microsoft.com/office/drawing/2015/9/8/chartex" xmlns:cx2="http://schemas.microsoft.com/office/drawing/2015/10/21/chartex" xmlns:cx3="http://schemas.microsoft.com/office/drawing/2016/5/9/chartex" xmlns:cx4="http://schemas.microsoft.com/office/drawing/2016/5/10/chartex" xmlns:cx5="http://schemas.microsoft.com/office/drawing/2016/5/11/chartex" xmlns:cx6="http://schemas.microsoft.com/office/drawing/2016/5/12/chartex" xmlns:cx7="http://schemas.microsoft.com/office/drawing/2016/5/13/chartex" xmlns:cx8="http://schemas.microsoft.com/office/drawing/2016/5/14/chartex" xmlns:mc="http://schemas.openxmlformats.org/markup-compatibility/2006" xmlns:aink="http://schemas.microsoft.com/office/drawing/2016/ink" xmlns:am3d="http://schemas.microsoft.com/office/drawing/2017/model3d" xmlns:o="urn:schemas-microsoft-com:office:office" xmlns:oel="http://schemas.microsoft.com/office/2019/extlst" xmlns:r="http://schemas.openxmlformats.org/officeDocument/2006/relationships" xmlns:m="http://schemas.openxmlformats.org/officeDocument/2006/math" xmlns:v="urn:schemas-microsoft-com:vml" xmlns:wp14="http://schemas.microsoft.com/office/word/2010/wordprocessingDrawing" xmlns:wp="http://schemas.openxmlformats.org/drawingml/2006/wordprocessingDrawing" xmlns:w10="urn:schemas-microsoft-com:office:word" xmlns:w="http://schemas.openxmlformats.org/wordprocessingml/2006/main" xmlns:w14="http://schemas.microsoft.com/office/word/2010/wordml" xmlns:w15="http://schemas.microsoft.com/office/word/2012/wordml" xmlns:w16cex="http://schemas.microsoft.com/office/word/2018/wordml/cex" xmlns:w16cid="http://schemas.microsoft.com/office/word/2016/wordml/cid" xmlns:w16="http://schemas.microsoft.com/office/word/2018/wordml" xmlns:w16sdtdh="http://schemas.microsoft.com/office/word/2020/wordml/sdtdatahash" xmlns:w16se="http://schemas.microsoft.com/office/word/2015/wordml/symex" xmlns:wpg="http://schemas.microsoft.com/office/word/2010/wordprocessingGroup" xmlns:wpi="http://schemas.microsoft.com/office/word/2010/wordprocessingInk" xmlns:wne="http://schemas.microsoft.com/office/word/2006/wordml" xmlns:wps="http://schemas.microsoft.com/office/word/2010/wordprocessingShape" mc:Ignorable="w14 w15 w16se w16cid w16 w16cex w16sdtdh wp14">
+<w:ftr xmlns:wpc="http://schemas.microsoft.com/office/word/2010/wordprocessingCanvas" xmlns:cx="http://schemas.microsoft.com/office/drawing/2014/chartex" xmlns:cx1="http://schemas.microsoft.com/office/drawing/2015/9/8/chartex" xmlns:cx2="http://schemas.microsoft.com/office/drawing/2015/10/21/chartex" xmlns:cx3="http://schemas.microsoft.com/office/drawing/2016/5/9/chartex" xmlns:cx4="http://schemas.microsoft.com/office/drawing/2016/5/10/chartex" xmlns:cx5="http://schemas.microsoft.com/office/drawing/2016/5/11/chartex" xmlns:cx6="http://schemas.microsoft.com/office/drawing/2016/5/12/chartex" xmlns:cx7="http://schemas.microsoft.com/office/drawing/2016/5/13/chartex" xmlns:cx8="http://schemas.microsoft.com/office/drawing/2016/5/14/chartex" xmlns:mc="http://schemas.openxmlformats.org/markup-compatibility/2006" xmlns:aink="http://schemas.microsoft.com/office/drawing/2016/ink" xmlns:am3d="http://schemas.microsoft.com/office/drawing/2017/model3d" xmlns:o="urn:schemas-microsoft-com:office:office" xmlns:oel="http://schemas.microsoft.com/office/2019/extlst" xmlns:r="http://schemas.openxmlformats.org/officeDocument/2006/relationships" xmlns:m="http://schemas.openxmlformats.org/officeDocument/2006/math" xmlns:v="urn:schemas-microsoft-com:vml" xmlns:wp14="http://schemas.microsoft.com/office/word/2010/wordprocessingDrawing" xmlns:wp="http://schemas.openxmlformats.org/drawingml/2006/wordprocessingDrawing" xmlns:w10="urn:schemas-microsoft-com:office:word" xmlns:w="http://schemas.openxmlformats.org/wordprocessingml/2006/main" xmlns:w14="http://schemas.microsoft.com/office/word/2010/wordml" xmlns:w15="http://schemas.microsoft.com/office/word/2012/wordml" xmlns:w16cex="http://schemas.microsoft.com/office/word/2018/wordml/cex" xmlns:w16cid="http://schemas.microsoft.com/office/word/2016/wordml/cid" xmlns:w16="http://schemas.microsoft.com/office/word/2018/wordml" xmlns:w16du="http://schemas.microsoft.com/office/word/2023/wordml/word16du" xmlns:w16sdtdh="http://schemas.microsoft.com/office/word/2020/wordml/sdtdatahash" xmlns:w16sdtfl="http://schemas.microsoft.com/office/word/2024/wordml/sdtformatlock" xmlns:w16se="http://schemas.microsoft.com/office/word/2015/wordml/symex" xmlns:wpg="http://schemas.microsoft.com/office/word/2010/wordprocessingGroup" xmlns:wpi="http://schemas.microsoft.com/office/word/2010/wordprocessingInk" xmlns:wne="http://schemas.microsoft.com/office/word/2006/wordml" xmlns:wps="http://schemas.microsoft.com/office/word/2010/wordprocessingShape" mc:Ignorable="w14 w15 w16se w16cid w16 w16cex w16sdtdh w16sdtfl w16du wp14">
   <w:p>
     <w:pPr>
       <w:pBdr>
@@ -22072,7 +22772,7 @@
 </file>
 
 <file path=word/footnotes.xml><?xml version="1.0" encoding="utf-8"?>
-<w:footnotes xmlns:wpc="http://schemas.microsoft.com/office/word/2010/wordprocessingCanvas" xmlns:cx="http://schemas.microsoft.com/office/drawing/2014/chartex" xmlns:cx1="http://schemas.microsoft.com/office/drawing/2015/9/8/chartex" xmlns:cx2="http://schemas.microsoft.com/office/drawing/2015/10/21/chartex" xmlns:cx3="http://schemas.microsoft.com/office/drawing/2016/5/9/chartex" xmlns:cx4="http://schemas.microsoft.com/office/drawing/2016/5/10/chartex" xmlns:cx5="http://schemas.microsoft.com/office/drawing/2016/5/11/chartex" xmlns:cx6="http://schemas.microsoft.com/office/drawing/2016/5/12/chartex" xmlns:cx7="http://schemas.microsoft.com/office/drawing/2016/5/13/chartex" xmlns:cx8="http://schemas.microsoft.com/office/drawing/2016/5/14/chartex" xmlns:mc="http://schemas.openxmlformats.org/markup-compatibility/2006" xmlns:aink="http://schemas.microsoft.com/office/drawing/2016/ink" xmlns:am3d="http://schemas.microsoft.com/office/drawing/2017/model3d" xmlns:o="urn:schemas-microsoft-com:office:office" xmlns:oel="http://schemas.microsoft.com/office/2019/extlst" xmlns:r="http://schemas.openxmlformats.org/officeDocument/2006/relationships" xmlns:m="http://schemas.openxmlformats.org/officeDocument/2006/math" xmlns:v="urn:schemas-microsoft-com:vml" xmlns:wp14="http://schemas.microsoft.com/office/word/2010/wordprocessingDrawing" xmlns:wp="http://schemas.openxmlformats.org/drawingml/2006/wordprocessingDrawing" xmlns:w10="urn:schemas-microsoft-com:office:word" xmlns:w="http://schemas.openxmlformats.org/wordprocessingml/2006/main" xmlns:w14="http://schemas.microsoft.com/office/word/2010/wordml" xmlns:w15="http://schemas.microsoft.com/office/word/2012/wordml" xmlns:w16cex="http://schemas.microsoft.com/office/word/2018/wordml/cex" xmlns:w16cid="http://schemas.microsoft.com/office/word/2016/wordml/cid" xmlns:w16="http://schemas.microsoft.com/office/word/2018/wordml" xmlns:w16sdtdh="http://schemas.microsoft.com/office/word/2020/wordml/sdtdatahash" xmlns:w16se="http://schemas.microsoft.com/office/word/2015/wordml/symex" xmlns:wpg="http://schemas.microsoft.com/office/word/2010/wordprocessingGroup" xmlns:wpi="http://schemas.microsoft.com/office/word/2010/wordprocessingInk" xmlns:wne="http://schemas.microsoft.com/office/word/2006/wordml" xmlns:wps="http://schemas.microsoft.com/office/word/2010/wordprocessingShape" mc:Ignorable="w14 w15 w16se w16cid w16 w16cex w16sdtdh wp14">
+<w:footnotes xmlns:wpc="http://schemas.microsoft.com/office/word/2010/wordprocessingCanvas" xmlns:cx="http://schemas.microsoft.com/office/drawing/2014/chartex" xmlns:cx1="http://schemas.microsoft.com/office/drawing/2015/9/8/chartex" xmlns:cx2="http://schemas.microsoft.com/office/drawing/2015/10/21/chartex" xmlns:cx3="http://schemas.microsoft.com/office/drawing/2016/5/9/chartex" xmlns:cx4="http://schemas.microsoft.com/office/drawing/2016/5/10/chartex" xmlns:cx5="http://schemas.microsoft.com/office/drawing/2016/5/11/chartex" xmlns:cx6="http://schemas.microsoft.com/office/drawing/2016/5/12/chartex" xmlns:cx7="http://schemas.microsoft.com/office/drawing/2016/5/13/chartex" xmlns:cx8="http://schemas.microsoft.com/office/drawing/2016/5/14/chartex" xmlns:mc="http://schemas.openxmlformats.org/markup-compatibility/2006" xmlns:aink="http://schemas.microsoft.com/office/drawing/2016/ink" xmlns:am3d="http://schemas.microsoft.com/office/drawing/2017/model3d" xmlns:o="urn:schemas-microsoft-com:office:office" xmlns:oel="http://schemas.microsoft.com/office/2019/extlst" xmlns:r="http://schemas.openxmlformats.org/officeDocument/2006/relationships" xmlns:m="http://schemas.openxmlformats.org/officeDocument/2006/math" xmlns:v="urn:schemas-microsoft-com:vml" xmlns:wp14="http://schemas.microsoft.com/office/word/2010/wordprocessingDrawing" xmlns:wp="http://schemas.openxmlformats.org/drawingml/2006/wordprocessingDrawing" xmlns:w10="urn:schemas-microsoft-com:office:word" xmlns:w="http://schemas.openxmlformats.org/wordprocessingml/2006/main" xmlns:w14="http://schemas.microsoft.com/office/word/2010/wordml" xmlns:w15="http://schemas.microsoft.com/office/word/2012/wordml" xmlns:w16cex="http://schemas.microsoft.com/office/word/2018/wordml/cex" xmlns:w16cid="http://schemas.microsoft.com/office/word/2016/wordml/cid" xmlns:w16="http://schemas.microsoft.com/office/word/2018/wordml" xmlns:w16du="http://schemas.microsoft.com/office/word/2023/wordml/word16du" xmlns:w16sdtdh="http://schemas.microsoft.com/office/word/2020/wordml/sdtdatahash" xmlns:w16sdtfl="http://schemas.microsoft.com/office/word/2024/wordml/sdtformatlock" xmlns:w16se="http://schemas.microsoft.com/office/word/2015/wordml/symex" xmlns:wpg="http://schemas.microsoft.com/office/word/2010/wordprocessingGroup" xmlns:wpi="http://schemas.microsoft.com/office/word/2010/wordprocessingInk" xmlns:wne="http://schemas.microsoft.com/office/word/2006/wordml" xmlns:wps="http://schemas.microsoft.com/office/word/2010/wordprocessingShape" mc:Ignorable="w14 w15 w16se w16cid w16 w16cex w16sdtdh w16sdtfl w16du wp14">
   <w:footnote w:type="separator" w:id="-1">
     <w:p>
       <w:pPr>
@@ -22097,7 +22797,7 @@
 </file>
 
 <file path=word/header1.xml><?xml version="1.0" encoding="utf-8"?>
-<w:hdr xmlns:wpc="http://schemas.microsoft.com/office/word/2010/wordprocessingCanvas" xmlns:cx="http://schemas.microsoft.com/office/drawing/2014/chartex" xmlns:cx1="http://schemas.microsoft.com/office/drawing/2015/9/8/chartex" xmlns:cx2="http://schemas.microsoft.com/office/drawing/2015/10/21/chartex" xmlns:cx3="http://schemas.microsoft.com/office/drawing/2016/5/9/chartex" xmlns:cx4="http://schemas.microsoft.com/office/drawing/2016/5/10/chartex" xmlns:cx5="http://schemas.microsoft.com/office/drawing/2016/5/11/chartex" xmlns:cx6="http://schemas.microsoft.com/office/drawing/2016/5/12/chartex" xmlns:cx7="http://schemas.microsoft.com/office/drawing/2016/5/13/chartex" xmlns:cx8="http://schemas.microsoft.com/office/drawing/2016/5/14/chartex" xmlns:mc="http://schemas.openxmlformats.org/markup-compatibility/2006" xmlns:aink="http://schemas.microsoft.com/office/drawing/2016/ink" xmlns:am3d="http://schemas.microsoft.com/office/drawing/2017/model3d" xmlns:o="urn:schemas-microsoft-com:office:office" xmlns:oel="http://schemas.microsoft.com/office/2019/extlst" xmlns:r="http://schemas.openxmlformats.org/officeDocument/2006/relationships" xmlns:m="http://schemas.openxmlformats.org/officeDocument/2006/math" xmlns:v="urn:schemas-microsoft-com:vml" xmlns:wp14="http://schemas.microsoft.com/office/word/2010/wordprocessingDrawing" xmlns:wp="http://schemas.openxmlformats.org/drawingml/2006/wordprocessingDrawing" xmlns:w10="urn:schemas-microsoft-com:office:word" xmlns:w="http://schemas.openxmlformats.org/wordprocessingml/2006/main" xmlns:w14="http://schemas.microsoft.com/office/word/2010/wordml" xmlns:w15="http://schemas.microsoft.com/office/word/2012/wordml" xmlns:w16cex="http://schemas.microsoft.com/office/word/2018/wordml/cex" xmlns:w16cid="http://schemas.microsoft.com/office/word/2016/wordml/cid" xmlns:w16="http://schemas.microsoft.com/office/word/2018/wordml" xmlns:w16sdtdh="http://schemas.microsoft.com/office/word/2020/wordml/sdtdatahash" xmlns:w16se="http://schemas.microsoft.com/office/word/2015/wordml/symex" xmlns:wpg="http://schemas.microsoft.com/office/word/2010/wordprocessingGroup" xmlns:wpi="http://schemas.microsoft.com/office/word/2010/wordprocessingInk" xmlns:wne="http://schemas.microsoft.com/office/word/2006/wordml" xmlns:wps="http://schemas.microsoft.com/office/word/2010/wordprocessingShape" mc:Ignorable="w14 w15 w16se w16cid w16 w16cex w16sdtdh wp14">
+<w:hdr xmlns:wpc="http://schemas.microsoft.com/office/word/2010/wordprocessingCanvas" xmlns:cx="http://schemas.microsoft.com/office/drawing/2014/chartex" xmlns:cx1="http://schemas.microsoft.com/office/drawing/2015/9/8/chartex" xmlns:cx2="http://schemas.microsoft.com/office/drawing/2015/10/21/chartex" xmlns:cx3="http://schemas.microsoft.com/office/drawing/2016/5/9/chartex" xmlns:cx4="http://schemas.microsoft.com/office/drawing/2016/5/10/chartex" xmlns:cx5="http://schemas.microsoft.com/office/drawing/2016/5/11/chartex" xmlns:cx6="http://schemas.microsoft.com/office/drawing/2016/5/12/chartex" xmlns:cx7="http://schemas.microsoft.com/office/drawing/2016/5/13/chartex" xmlns:cx8="http://schemas.microsoft.com/office/drawing/2016/5/14/chartex" xmlns:mc="http://schemas.openxmlformats.org/markup-compatibility/2006" xmlns:aink="http://schemas.microsoft.com/office/drawing/2016/ink" xmlns:am3d="http://schemas.microsoft.com/office/drawing/2017/model3d" xmlns:o="urn:schemas-microsoft-com:office:office" xmlns:oel="http://schemas.microsoft.com/office/2019/extlst" xmlns:r="http://schemas.openxmlformats.org/officeDocument/2006/relationships" xmlns:m="http://schemas.openxmlformats.org/officeDocument/2006/math" xmlns:v="urn:schemas-microsoft-com:vml" xmlns:wp14="http://schemas.microsoft.com/office/word/2010/wordprocessingDrawing" xmlns:wp="http://schemas.openxmlformats.org/drawingml/2006/wordprocessingDrawing" xmlns:w10="urn:schemas-microsoft-com:office:word" xmlns:w="http://schemas.openxmlformats.org/wordprocessingml/2006/main" xmlns:w14="http://schemas.microsoft.com/office/word/2010/wordml" xmlns:w15="http://schemas.microsoft.com/office/word/2012/wordml" xmlns:w16cex="http://schemas.microsoft.com/office/word/2018/wordml/cex" xmlns:w16cid="http://schemas.microsoft.com/office/word/2016/wordml/cid" xmlns:w16="http://schemas.microsoft.com/office/word/2018/wordml" xmlns:w16du="http://schemas.microsoft.com/office/word/2023/wordml/word16du" xmlns:w16sdtdh="http://schemas.microsoft.com/office/word/2020/wordml/sdtdatahash" xmlns:w16sdtfl="http://schemas.microsoft.com/office/word/2024/wordml/sdtformatlock" xmlns:w16se="http://schemas.microsoft.com/office/word/2015/wordml/symex" xmlns:wpg="http://schemas.microsoft.com/office/word/2010/wordprocessingGroup" xmlns:wpi="http://schemas.microsoft.com/office/word/2010/wordprocessingInk" xmlns:wne="http://schemas.microsoft.com/office/word/2006/wordml" xmlns:wps="http://schemas.microsoft.com/office/word/2010/wordprocessingShape" mc:Ignorable="w14 w15 w16se w16cid w16 w16cex w16sdtdh w16sdtfl w16du wp14">
   <w:p>
     <w:pPr>
       <w:pStyle w:val="Header"/>
@@ -22118,7 +22818,7 @@
 </file>
 
 <file path=word/header2.xml><?xml version="1.0" encoding="utf-8"?>
-<w:hdr xmlns:wpc="http://schemas.microsoft.com/office/word/2010/wordprocessingCanvas" xmlns:cx="http://schemas.microsoft.com/office/drawing/2014/chartex" xmlns:cx1="http://schemas.microsoft.com/office/drawing/2015/9/8/chartex" xmlns:cx2="http://schemas.microsoft.com/office/drawing/2015/10/21/chartex" xmlns:cx3="http://schemas.microsoft.com/office/drawing/2016/5/9/chartex" xmlns:cx4="http://schemas.microsoft.com/office/drawing/2016/5/10/chartex" xmlns:cx5="http://schemas.microsoft.com/office/drawing/2016/5/11/chartex" xmlns:cx6="http://schemas.microsoft.com/office/drawing/2016/5/12/chartex" xmlns:cx7="http://schemas.microsoft.com/office/drawing/2016/5/13/chartex" xmlns:cx8="http://schemas.microsoft.com/office/drawing/2016/5/14/chartex" xmlns:mc="http://schemas.openxmlformats.org/markup-compatibility/2006" xmlns:aink="http://schemas.microsoft.com/office/drawing/2016/ink" xmlns:am3d="http://schemas.microsoft.com/office/drawing/2017/model3d" xmlns:o="urn:schemas-microsoft-com:office:office" xmlns:oel="http://schemas.microsoft.com/office/2019/extlst" xmlns:r="http://schemas.openxmlformats.org/officeDocument/2006/relationships" xmlns:m="http://schemas.openxmlformats.org/officeDocument/2006/math" xmlns:v="urn:schemas-microsoft-com:vml" xmlns:wp14="http://schemas.microsoft.com/office/word/2010/wordprocessingDrawing" xmlns:wp="http://schemas.openxmlformats.org/drawingml/2006/wordprocessingDrawing" xmlns:w10="urn:schemas-microsoft-com:office:word" xmlns:w="http://schemas.openxmlformats.org/wordprocessingml/2006/main" xmlns:w14="http://schemas.microsoft.com/office/word/2010/wordml" xmlns:w15="http://schemas.microsoft.com/office/word/2012/wordml" xmlns:w16cex="http://schemas.microsoft.com/office/word/2018/wordml/cex" xmlns:w16cid="http://schemas.microsoft.com/office/word/2016/wordml/cid" xmlns:w16="http://schemas.microsoft.com/office/word/2018/wordml" xmlns:w16sdtdh="http://schemas.microsoft.com/office/word/2020/wordml/sdtdatahash" xmlns:w16se="http://schemas.microsoft.com/office/word/2015/wordml/symex" xmlns:wpg="http://schemas.microsoft.com/office/word/2010/wordprocessingGroup" xmlns:wpi="http://schemas.microsoft.com/office/word/2010/wordprocessingInk" xmlns:wne="http://schemas.microsoft.com/office/word/2006/wordml" xmlns:wps="http://schemas.microsoft.com/office/word/2010/wordprocessingShape" mc:Ignorable="w14 w15 w16se w16cid w16 w16cex w16sdtdh wp14">
+<w:hdr xmlns:wpc="http://schemas.microsoft.com/office/word/2010/wordprocessingCanvas" xmlns:cx="http://schemas.microsoft.com/office/drawing/2014/chartex" xmlns:cx1="http://schemas.microsoft.com/office/drawing/2015/9/8/chartex" xmlns:cx2="http://schemas.microsoft.com/office/drawing/2015/10/21/chartex" xmlns:cx3="http://schemas.microsoft.com/office/drawing/2016/5/9/chartex" xmlns:cx4="http://schemas.microsoft.com/office/drawing/2016/5/10/chartex" xmlns:cx5="http://schemas.microsoft.com/office/drawing/2016/5/11/chartex" xmlns:cx6="http://schemas.microsoft.com/office/drawing/2016/5/12/chartex" xmlns:cx7="http://schemas.microsoft.com/office/drawing/2016/5/13/chartex" xmlns:cx8="http://schemas.microsoft.com/office/drawing/2016/5/14/chartex" xmlns:mc="http://schemas.openxmlformats.org/markup-compatibility/2006" xmlns:aink="http://schemas.microsoft.com/office/drawing/2016/ink" xmlns:am3d="http://schemas.microsoft.com/office/drawing/2017/model3d" xmlns:o="urn:schemas-microsoft-com:office:office" xmlns:oel="http://schemas.microsoft.com/office/2019/extlst" xmlns:r="http://schemas.openxmlformats.org/officeDocument/2006/relationships" xmlns:m="http://schemas.openxmlformats.org/officeDocument/2006/math" xmlns:v="urn:schemas-microsoft-com:vml" xmlns:wp14="http://schemas.microsoft.com/office/word/2010/wordprocessingDrawing" xmlns:wp="http://schemas.openxmlformats.org/drawingml/2006/wordprocessingDrawing" xmlns:w10="urn:schemas-microsoft-com:office:word" xmlns:w="http://schemas.openxmlformats.org/wordprocessingml/2006/main" xmlns:w14="http://schemas.microsoft.com/office/word/2010/wordml" xmlns:w15="http://schemas.microsoft.com/office/word/2012/wordml" xmlns:w16cex="http://schemas.microsoft.com/office/word/2018/wordml/cex" xmlns:w16cid="http://schemas.microsoft.com/office/word/2016/wordml/cid" xmlns:w16="http://schemas.microsoft.com/office/word/2018/wordml" xmlns:w16du="http://schemas.microsoft.com/office/word/2023/wordml/word16du" xmlns:w16sdtdh="http://schemas.microsoft.com/office/word/2020/wordml/sdtdatahash" xmlns:w16sdtfl="http://schemas.microsoft.com/office/word/2024/wordml/sdtformatlock" xmlns:w16se="http://schemas.microsoft.com/office/word/2015/wordml/symex" xmlns:wpg="http://schemas.microsoft.com/office/word/2010/wordprocessingGroup" xmlns:wpi="http://schemas.microsoft.com/office/word/2010/wordprocessingInk" xmlns:wne="http://schemas.microsoft.com/office/word/2006/wordml" xmlns:wps="http://schemas.microsoft.com/office/word/2010/wordprocessingShape" mc:Ignorable="w14 w15 w16se w16cid w16 w16cex w16sdtdh w16sdtfl w16du wp14">
   <w:p>
     <w:pPr>
       <w:pStyle w:val="Header"/>
@@ -22131,7 +22831,7 @@
 </file>
 
 <file path=word/styles.xml><?xml version="1.0" encoding="utf-8"?>
-<w:styles xmlns:mc="http://schemas.openxmlformats.org/markup-compatibility/2006" xmlns:r="http://schemas.openxmlformats.org/officeDocument/2006/relationships" xmlns:w="http://schemas.openxmlformats.org/wordprocessingml/2006/main" xmlns:w14="http://schemas.microsoft.com/office/word/2010/wordml" xmlns:w15="http://schemas.microsoft.com/office/word/2012/wordml" xmlns:w16cex="http://schemas.microsoft.com/office/word/2018/wordml/cex" xmlns:w16cid="http://schemas.microsoft.com/office/word/2016/wordml/cid" xmlns:w16="http://schemas.microsoft.com/office/word/2018/wordml" xmlns:w16sdtdh="http://schemas.microsoft.com/office/word/2020/wordml/sdtdatahash" xmlns:w16se="http://schemas.microsoft.com/office/word/2015/wordml/symex" mc:Ignorable="w14 w15 w16se w16cid w16 w16cex w16sdtdh">
+<w:styles xmlns:mc="http://schemas.openxmlformats.org/markup-compatibility/2006" xmlns:r="http://schemas.openxmlformats.org/officeDocument/2006/relationships" xmlns:w="http://schemas.openxmlformats.org/wordprocessingml/2006/main" xmlns:w14="http://schemas.microsoft.com/office/word/2010/wordml" xmlns:w15="http://schemas.microsoft.com/office/word/2012/wordml" xmlns:w16cex="http://schemas.microsoft.com/office/word/2018/wordml/cex" xmlns:w16cid="http://schemas.microsoft.com/office/word/2016/wordml/cid" xmlns:w16="http://schemas.microsoft.com/office/word/2018/wordml" xmlns:w16du="http://schemas.microsoft.com/office/word/2023/wordml/word16du" xmlns:w16sdtdh="http://schemas.microsoft.com/office/word/2020/wordml/sdtdatahash" xmlns:w16sdtfl="http://schemas.microsoft.com/office/word/2024/wordml/sdtformatlock" xmlns:w16se="http://schemas.microsoft.com/office/word/2015/wordml/symex" mc:Ignorable="w14 w15 w16se w16cid w16 w16cex w16sdtdh w16sdtfl w16du">
   <w:docDefaults>
     <w:rPrDefault>
       <w:rPr>

--- a/TS Jatai Ghanam Project/TS 1.6/TS 1.6 Jatai Sanskrit Corrections.docx
+++ b/TS Jatai Ghanam Project/TS 1.6/TS 1.6 Jatai Sanskrit Corrections.docx
@@ -651,6 +651,485 @@
               </w:rPr>
               <w:t xml:space="preserve"> | </w:t>
             </w:r>
+          </w:p>
+        </w:tc>
+      </w:tr>
+      <w:tr>
+        <w:trPr>
+          <w:trHeight w:val="1399"/>
+        </w:trPr>
+        <w:tc>
+          <w:tcPr>
+            <w:tcW w:w="7308" w:type="dxa"/>
+          </w:tcPr>
+          <w:p>
+            <w:pPr>
+              <w:widowControl w:val="0"/>
+              <w:autoSpaceDE w:val="0"/>
+              <w:autoSpaceDN w:val="0"/>
+              <w:adjustRightInd w:val="0"/>
+              <w:spacing w:before="0" w:line="240" w:lineRule="auto"/>
+              <w:rPr>
+                <w:rFonts w:ascii="BRH Devanagari Extra" w:hAnsi="BRH Devanagari Extra" w:cs="BRH Devanagari Extra"/>
+                <w:color w:val="000000"/>
+                <w:sz w:val="32"/>
+                <w:szCs w:val="40"/>
+                <w:lang w:val="it-IT"/>
+              </w:rPr>
+            </w:pPr>
+            <w:r>
+              <w:rPr>
+                <w:rFonts w:cs="BRH Devanagari Extra"/>
+                <w:color w:val="000000"/>
+                <w:szCs w:val="40"/>
+                <w:lang w:val="it-IT"/>
+              </w:rPr>
+              <w:t>26</w:t>
+            </w:r>
+            <w:r>
+              <w:rPr>
+                <w:rFonts w:ascii="BRH Devanagari Extra" w:hAnsi="BRH Devanagari Extra" w:cs="BRH Devanagari Extra"/>
+                <w:color w:val="000000"/>
+                <w:sz w:val="32"/>
+                <w:szCs w:val="40"/>
+                <w:lang w:val="it-IT"/>
+              </w:rPr>
+              <w:t>)</w:t>
+            </w:r>
+            <w:r>
+              <w:rPr>
+                <w:rFonts w:ascii="BRH Devanagari Extra" w:hAnsi="BRH Devanagari Extra" w:cs="BRH Devanagari Extra"/>
+                <w:color w:val="000000"/>
+                <w:sz w:val="32"/>
+                <w:szCs w:val="40"/>
+                <w:lang w:val="it-IT"/>
+              </w:rPr>
+              <w:tab/>
+            </w:r>
+            <w:r>
+              <w:rPr>
+                <w:rFonts w:cs="BRH Devanagari Extra"/>
+                <w:color w:val="000000"/>
+                <w:szCs w:val="40"/>
+                <w:lang w:val="it-IT"/>
+              </w:rPr>
+              <w:t>1</w:t>
+            </w:r>
+            <w:r>
+              <w:rPr>
+                <w:rFonts w:ascii="BRH Devanagari Extra" w:hAnsi="BRH Devanagari Extra" w:cs="BRH Devanagari Extra"/>
+                <w:color w:val="000000"/>
+                <w:sz w:val="32"/>
+                <w:szCs w:val="40"/>
+                <w:lang w:val="it-IT"/>
+              </w:rPr>
+              <w:t>.</w:t>
+            </w:r>
+            <w:r>
+              <w:rPr>
+                <w:rFonts w:cs="BRH Devanagari Extra"/>
+                <w:color w:val="000000"/>
+                <w:szCs w:val="40"/>
+                <w:lang w:val="it-IT"/>
+              </w:rPr>
+              <w:t>6</w:t>
+            </w:r>
+            <w:r>
+              <w:rPr>
+                <w:rFonts w:ascii="BRH Devanagari Extra" w:hAnsi="BRH Devanagari Extra" w:cs="BRH Devanagari Extra"/>
+                <w:color w:val="000000"/>
+                <w:sz w:val="32"/>
+                <w:szCs w:val="40"/>
+                <w:lang w:val="it-IT"/>
+              </w:rPr>
+              <w:t>.</w:t>
+            </w:r>
+            <w:r>
+              <w:rPr>
+                <w:rFonts w:cs="BRH Devanagari Extra"/>
+                <w:color w:val="000000"/>
+                <w:szCs w:val="40"/>
+                <w:lang w:val="it-IT"/>
+              </w:rPr>
+              <w:t>8</w:t>
+            </w:r>
+            <w:r>
+              <w:rPr>
+                <w:rFonts w:ascii="BRH Devanagari Extra" w:hAnsi="BRH Devanagari Extra" w:cs="BRH Devanagari Extra"/>
+                <w:color w:val="000000"/>
+                <w:sz w:val="32"/>
+                <w:szCs w:val="40"/>
+                <w:lang w:val="it-IT"/>
+              </w:rPr>
+              <w:t>.</w:t>
+            </w:r>
+            <w:r>
+              <w:rPr>
+                <w:rFonts w:cs="BRH Devanagari Extra"/>
+                <w:color w:val="000000"/>
+                <w:szCs w:val="40"/>
+                <w:lang w:val="it-IT"/>
+              </w:rPr>
+              <w:t>4</w:t>
+            </w:r>
+            <w:r>
+              <w:rPr>
+                <w:rFonts w:ascii="BRH Devanagari Extra" w:hAnsi="BRH Devanagari Extra" w:cs="BRH Devanagari Extra"/>
+                <w:color w:val="000000"/>
+                <w:sz w:val="32"/>
+                <w:szCs w:val="40"/>
+                <w:lang w:val="it-IT"/>
+              </w:rPr>
+              <w:t>(</w:t>
+            </w:r>
+            <w:r>
+              <w:rPr>
+                <w:rFonts w:cs="BRH Devanagari Extra"/>
+                <w:color w:val="000000"/>
+                <w:szCs w:val="40"/>
+                <w:lang w:val="it-IT"/>
+              </w:rPr>
+              <w:t>24</w:t>
+            </w:r>
+            <w:r>
+              <w:rPr>
+                <w:rFonts w:ascii="BRH Devanagari Extra" w:hAnsi="BRH Devanagari Extra" w:cs="BRH Devanagari Extra"/>
+                <w:color w:val="000000"/>
+                <w:sz w:val="32"/>
+                <w:szCs w:val="40"/>
+                <w:lang w:val="it-IT"/>
+              </w:rPr>
+              <w:t>)-  AjÉÉåÿ |</w:t>
+            </w:r>
+          </w:p>
+          <w:p>
+            <w:pPr>
+              <w:widowControl w:val="0"/>
+              <w:autoSpaceDE w:val="0"/>
+              <w:autoSpaceDN w:val="0"/>
+              <w:adjustRightInd w:val="0"/>
+              <w:spacing w:before="0" w:line="240" w:lineRule="auto"/>
+              <w:rPr>
+                <w:rFonts w:cs="BRH Malayalam Extra"/>
+                <w:color w:val="000000"/>
+                <w:szCs w:val="40"/>
+                <w:lang w:val="it-IT"/>
+              </w:rPr>
+            </w:pPr>
+            <w:r>
+              <w:rPr>
+                <w:rFonts w:ascii="BRH Devanagari Extra" w:hAnsi="BRH Devanagari Extra" w:cs="BRH Devanagari Extra"/>
+                <w:color w:val="000000"/>
+                <w:sz w:val="32"/>
+                <w:szCs w:val="40"/>
+                <w:lang w:val="it-IT"/>
+              </w:rPr>
+              <w:t>AjÉÉå</w:t>
+            </w:r>
+            <w:r>
+              <w:rPr>
+                <w:rFonts w:ascii="BRH Malayalam Extra" w:hAnsi="BRH Malayalam Extra" w:cs="BRH Devanagari Extra"/>
+                <w:color w:val="000000"/>
+                <w:szCs w:val="40"/>
+                <w:lang w:val="it-IT"/>
+              </w:rPr>
+              <w:t>–</w:t>
+            </w:r>
+            <w:r>
+              <w:rPr>
+                <w:rFonts w:ascii="BRH Devanagari Extra" w:hAnsi="BRH Devanagari Extra" w:cs="BRH Devanagari Extra"/>
+                <w:color w:val="000000"/>
+                <w:sz w:val="32"/>
+                <w:szCs w:val="40"/>
+                <w:lang w:val="it-IT"/>
+              </w:rPr>
+              <w:t xml:space="preserve"> C</w:t>
+            </w:r>
+            <w:r>
+              <w:rPr>
+                <w:rFonts w:ascii="BRH Devanagari Extra" w:hAnsi="BRH Devanagari Extra" w:cs="BRH Devanagari Extra"/>
+                <w:color w:val="000000"/>
+                <w:sz w:val="32"/>
+                <w:szCs w:val="40"/>
+                <w:highlight w:val="yellow"/>
+                <w:lang w:val="it-IT"/>
+              </w:rPr>
+              <w:t>irÉ</w:t>
+            </w:r>
+            <w:r>
+              <w:rPr>
+                <w:rFonts w:ascii="BRH Malayalam Extra" w:hAnsi="BRH Malayalam Extra" w:cs="BRH Devanagari Extra"/>
+                <w:color w:val="000000"/>
+                <w:szCs w:val="40"/>
+                <w:lang w:val="it-IT"/>
+              </w:rPr>
+              <w:t>–</w:t>
+            </w:r>
+            <w:r>
+              <w:rPr>
+                <w:rFonts w:ascii="BRH Devanagari Extra" w:hAnsi="BRH Devanagari Extra" w:cs="BRH Devanagari Extra"/>
+                <w:color w:val="000000"/>
+                <w:sz w:val="32"/>
+                <w:szCs w:val="40"/>
+                <w:lang w:val="it-IT"/>
+              </w:rPr>
+              <w:t xml:space="preserve">jÉÉåÿ | </w:t>
+            </w:r>
+          </w:p>
+        </w:tc>
+        <w:tc>
+          <w:tcPr>
+            <w:tcW w:w="7371" w:type="dxa"/>
+          </w:tcPr>
+          <w:p>
+            <w:pPr>
+              <w:widowControl w:val="0"/>
+              <w:autoSpaceDE w:val="0"/>
+              <w:autoSpaceDN w:val="0"/>
+              <w:adjustRightInd w:val="0"/>
+              <w:spacing w:before="0" w:line="240" w:lineRule="auto"/>
+              <w:rPr>
+                <w:rFonts w:ascii="BRH Devanagari Extra" w:hAnsi="BRH Devanagari Extra" w:cs="BRH Devanagari Extra"/>
+                <w:color w:val="000000"/>
+                <w:sz w:val="32"/>
+                <w:szCs w:val="40"/>
+                <w:lang w:val="it-IT"/>
+              </w:rPr>
+            </w:pPr>
+            <w:r>
+              <w:rPr>
+                <w:rFonts w:cs="BRH Devanagari Extra"/>
+                <w:color w:val="000000"/>
+                <w:szCs w:val="40"/>
+                <w:lang w:val="it-IT"/>
+              </w:rPr>
+              <w:t>26</w:t>
+            </w:r>
+            <w:r>
+              <w:rPr>
+                <w:rFonts w:ascii="BRH Devanagari Extra" w:hAnsi="BRH Devanagari Extra" w:cs="BRH Devanagari Extra"/>
+                <w:color w:val="000000"/>
+                <w:sz w:val="32"/>
+                <w:szCs w:val="40"/>
+                <w:lang w:val="it-IT"/>
+              </w:rPr>
+              <w:t>)</w:t>
+            </w:r>
+            <w:r>
+              <w:rPr>
+                <w:rFonts w:ascii="BRH Devanagari Extra" w:hAnsi="BRH Devanagari Extra" w:cs="BRH Devanagari Extra"/>
+                <w:color w:val="000000"/>
+                <w:sz w:val="32"/>
+                <w:szCs w:val="40"/>
+                <w:lang w:val="it-IT"/>
+              </w:rPr>
+              <w:tab/>
+            </w:r>
+            <w:r>
+              <w:rPr>
+                <w:rFonts w:cs="BRH Devanagari Extra"/>
+                <w:color w:val="000000"/>
+                <w:szCs w:val="40"/>
+                <w:lang w:val="it-IT"/>
+              </w:rPr>
+              <w:t>1</w:t>
+            </w:r>
+            <w:r>
+              <w:rPr>
+                <w:rFonts w:ascii="BRH Devanagari Extra" w:hAnsi="BRH Devanagari Extra" w:cs="BRH Devanagari Extra"/>
+                <w:color w:val="000000"/>
+                <w:sz w:val="32"/>
+                <w:szCs w:val="40"/>
+                <w:lang w:val="it-IT"/>
+              </w:rPr>
+              <w:t>.</w:t>
+            </w:r>
+            <w:r>
+              <w:rPr>
+                <w:rFonts w:cs="BRH Devanagari Extra"/>
+                <w:color w:val="000000"/>
+                <w:szCs w:val="40"/>
+                <w:lang w:val="it-IT"/>
+              </w:rPr>
+              <w:t>6</w:t>
+            </w:r>
+            <w:r>
+              <w:rPr>
+                <w:rFonts w:ascii="BRH Devanagari Extra" w:hAnsi="BRH Devanagari Extra" w:cs="BRH Devanagari Extra"/>
+                <w:color w:val="000000"/>
+                <w:sz w:val="32"/>
+                <w:szCs w:val="40"/>
+                <w:lang w:val="it-IT"/>
+              </w:rPr>
+              <w:t>.</w:t>
+            </w:r>
+            <w:r>
+              <w:rPr>
+                <w:rFonts w:cs="BRH Devanagari Extra"/>
+                <w:color w:val="000000"/>
+                <w:szCs w:val="40"/>
+                <w:lang w:val="it-IT"/>
+              </w:rPr>
+              <w:t>8</w:t>
+            </w:r>
+            <w:r>
+              <w:rPr>
+                <w:rFonts w:ascii="BRH Devanagari Extra" w:hAnsi="BRH Devanagari Extra" w:cs="BRH Devanagari Extra"/>
+                <w:color w:val="000000"/>
+                <w:sz w:val="32"/>
+                <w:szCs w:val="40"/>
+                <w:lang w:val="it-IT"/>
+              </w:rPr>
+              <w:t>.</w:t>
+            </w:r>
+            <w:r>
+              <w:rPr>
+                <w:rFonts w:cs="BRH Devanagari Extra"/>
+                <w:color w:val="000000"/>
+                <w:szCs w:val="40"/>
+                <w:lang w:val="it-IT"/>
+              </w:rPr>
+              <w:t>4</w:t>
+            </w:r>
+            <w:r>
+              <w:rPr>
+                <w:rFonts w:ascii="BRH Devanagari Extra" w:hAnsi="BRH Devanagari Extra" w:cs="BRH Devanagari Extra"/>
+                <w:color w:val="000000"/>
+                <w:sz w:val="32"/>
+                <w:szCs w:val="40"/>
+                <w:lang w:val="it-IT"/>
+              </w:rPr>
+              <w:t>(</w:t>
+            </w:r>
+            <w:r>
+              <w:rPr>
+                <w:rFonts w:cs="BRH Devanagari Extra"/>
+                <w:color w:val="000000"/>
+                <w:szCs w:val="40"/>
+                <w:lang w:val="it-IT"/>
+              </w:rPr>
+              <w:t>24</w:t>
+            </w:r>
+            <w:r>
+              <w:rPr>
+                <w:rFonts w:ascii="BRH Devanagari Extra" w:hAnsi="BRH Devanagari Extra" w:cs="BRH Devanagari Extra"/>
+                <w:color w:val="000000"/>
+                <w:sz w:val="32"/>
+                <w:szCs w:val="40"/>
+                <w:lang w:val="it-IT"/>
+              </w:rPr>
+              <w:t>)-  AjÉÉåÿ |</w:t>
+            </w:r>
+          </w:p>
+          <w:p>
+            <w:pPr>
+              <w:widowControl w:val="0"/>
+              <w:autoSpaceDE w:val="0"/>
+              <w:autoSpaceDN w:val="0"/>
+              <w:adjustRightInd w:val="0"/>
+              <w:spacing w:before="0" w:line="240" w:lineRule="auto"/>
+              <w:rPr>
+                <w:rFonts w:cs="BRH Malayalam Extra"/>
+                <w:color w:val="000000"/>
+                <w:szCs w:val="40"/>
+                <w:lang w:val="it-IT"/>
+              </w:rPr>
+            </w:pPr>
+            <w:r>
+              <w:rPr>
+                <w:rFonts w:ascii="BRH Devanagari Extra" w:hAnsi="BRH Devanagari Extra" w:cs="BRH Devanagari Extra"/>
+                <w:color w:val="000000"/>
+                <w:sz w:val="32"/>
+                <w:szCs w:val="40"/>
+                <w:lang w:val="it-IT"/>
+              </w:rPr>
+              <w:t>AjÉÉå</w:t>
+            </w:r>
+            <w:r>
+              <w:rPr>
+                <w:rFonts w:ascii="BRH Malayalam Extra" w:hAnsi="BRH Malayalam Extra" w:cs="BRH Devanagari Extra"/>
+                <w:color w:val="000000"/>
+                <w:szCs w:val="40"/>
+                <w:lang w:val="it-IT"/>
+              </w:rPr>
+              <w:t>–</w:t>
+            </w:r>
+            <w:r>
+              <w:rPr>
+                <w:rFonts w:ascii="BRH Devanagari Extra" w:hAnsi="BRH Devanagari Extra" w:cs="BRH Devanagari Extra"/>
+                <w:color w:val="000000"/>
+                <w:sz w:val="32"/>
+                <w:szCs w:val="40"/>
+                <w:lang w:val="it-IT"/>
+              </w:rPr>
+              <w:t xml:space="preserve"> C</w:t>
+            </w:r>
+            <w:r>
+              <w:rPr>
+                <w:rFonts w:ascii="BRH Devanagari Extra" w:hAnsi="BRH Devanagari Extra" w:cs="BRH Devanagari Extra"/>
+                <w:color w:val="000000"/>
+                <w:sz w:val="32"/>
+                <w:szCs w:val="40"/>
+                <w:highlight w:val="green"/>
+                <w:lang w:val="it-IT"/>
+              </w:rPr>
+              <w:t>irÉ</w:t>
+            </w:r>
+            <w:r>
+              <w:rPr>
+                <w:rFonts w:ascii="BRH Devanagari Extra" w:hAnsi="BRH Devanagari Extra" w:cs="BRH Devanagari Extra"/>
+                <w:color w:val="000000"/>
+                <w:sz w:val="32"/>
+                <w:szCs w:val="40"/>
+                <w:lang w:val="it-IT"/>
+              </w:rPr>
+              <w:t xml:space="preserve">jÉÉåÿ | </w:t>
+            </w:r>
+          </w:p>
+        </w:tc>
+      </w:tr>
+      <w:tr>
+        <w:trPr>
+          <w:trHeight w:val="1338"/>
+        </w:trPr>
+        <w:tc>
+          <w:tcPr>
+            <w:tcW w:w="7308" w:type="dxa"/>
+          </w:tcPr>
+          <w:p>
+            <w:pPr>
+              <w:widowControl w:val="0"/>
+              <w:autoSpaceDE w:val="0"/>
+              <w:autoSpaceDN w:val="0"/>
+              <w:adjustRightInd w:val="0"/>
+              <w:spacing w:before="0" w:line="240" w:lineRule="auto"/>
+              <w:rPr>
+                <w:rFonts w:cs="BRH Devanagari Extra"/>
+                <w:color w:val="000000"/>
+                <w:szCs w:val="40"/>
+                <w:lang w:val="it-IT"/>
+              </w:rPr>
+            </w:pPr>
+          </w:p>
+        </w:tc>
+        <w:tc>
+          <w:tcPr>
+            <w:tcW w:w="7371" w:type="dxa"/>
+          </w:tcPr>
+          <w:p>
+            <w:pPr>
+              <w:widowControl w:val="0"/>
+              <w:autoSpaceDE w:val="0"/>
+              <w:autoSpaceDN w:val="0"/>
+              <w:adjustRightInd w:val="0"/>
+              <w:spacing w:before="0" w:line="240" w:lineRule="auto"/>
+              <w:rPr>
+                <w:rFonts w:cs="BRH Devanagari Extra"/>
+                <w:color w:val="000000"/>
+                <w:szCs w:val="40"/>
+                <w:lang w:val="it-IT"/>
+              </w:rPr>
+            </w:pPr>
           </w:p>
         </w:tc>
       </w:tr>
@@ -1469,6 +1948,7 @@
                 <w:rFonts w:cs="BRH Devanagari Extra"/>
                 <w:szCs w:val="40"/>
               </w:rPr>
+              <w:lastRenderedPageBreak/>
               <w:t>38</w:t>
             </w:r>
             <w:r>
@@ -2069,7 +2549,6 @@
                 <w:sz w:val="32"/>
                 <w:szCs w:val="40"/>
               </w:rPr>
-              <w:lastRenderedPageBreak/>
               <w:t>rÉ</w:t>
             </w:r>
             <w:r>
@@ -2347,7 +2826,6 @@
                 <w:rFonts w:cs="BRH Devanagari Extra"/>
                 <w:szCs w:val="40"/>
               </w:rPr>
-              <w:lastRenderedPageBreak/>
               <w:t>38</w:t>
             </w:r>
             <w:r>
@@ -2889,7 +3367,6 @@
                 <w:sz w:val="32"/>
                 <w:szCs w:val="40"/>
               </w:rPr>
-              <w:lastRenderedPageBreak/>
               <w:t>rÉ</w:t>
             </w:r>
             <w:r>
@@ -3168,7 +3645,6 @@
                 <w:rFonts w:cs="BRH Devanagari Extra"/>
                 <w:szCs w:val="40"/>
               </w:rPr>
-              <w:lastRenderedPageBreak/>
               <w:t>43</w:t>
             </w:r>
             <w:r>
@@ -5071,6 +5547,7 @@
                 <w:szCs w:val="40"/>
                 <w:lang w:val="it-IT"/>
               </w:rPr>
+              <w:lastRenderedPageBreak/>
               <w:t>38</w:t>
             </w:r>
             <w:r>
@@ -5592,7 +6069,6 @@
                 <w:szCs w:val="40"/>
                 <w:lang w:val="it-IT"/>
               </w:rPr>
-              <w:lastRenderedPageBreak/>
               <w:t>52</w:t>
             </w:r>
             <w:r>
@@ -8838,6 +9314,7 @@
                 <w:rFonts w:cs="BRH Devanagari Extra"/>
                 <w:szCs w:val="40"/>
               </w:rPr>
+              <w:lastRenderedPageBreak/>
               <w:t>79</w:t>
             </w:r>
             <w:r>
@@ -9283,7 +9760,6 @@
                 <w:rFonts w:cs="BRH Devanagari Extra"/>
                 <w:szCs w:val="40"/>
               </w:rPr>
-              <w:lastRenderedPageBreak/>
               <w:t>57</w:t>
             </w:r>
             <w:r>
@@ -11614,6 +12090,7 @@
                 <w:szCs w:val="40"/>
                 <w:lang w:val="it-IT"/>
               </w:rPr>
+              <w:lastRenderedPageBreak/>
               <w:t>6</w:t>
             </w:r>
             <w:r>
@@ -11856,6 +12333,7 @@
                 <w:szCs w:val="40"/>
                 <w:lang w:val="it-IT"/>
               </w:rPr>
+              <w:lastRenderedPageBreak/>
               <w:t>3</w:t>
             </w:r>
             <w:r>
@@ -12459,6 +12937,7 @@
                 <w:szCs w:val="40"/>
                 <w:lang w:val="it-IT"/>
               </w:rPr>
+              <w:lastRenderedPageBreak/>
               <w:t>6</w:t>
             </w:r>
             <w:r>
@@ -14689,6 +15168,7 @@
                 <w:sz w:val="32"/>
                 <w:szCs w:val="40"/>
               </w:rPr>
+              <w:lastRenderedPageBreak/>
               <w:t>A</w:t>
             </w:r>
             <w:r>
@@ -14798,6 +15278,7 @@
                 <w:rFonts w:cs="BRH Devanagari Extra"/>
                 <w:szCs w:val="40"/>
               </w:rPr>
+              <w:lastRenderedPageBreak/>
               <w:t>32</w:t>
             </w:r>
             <w:r>
@@ -15790,6 +16271,7 @@
                 <w:sz w:val="32"/>
                 <w:szCs w:val="40"/>
               </w:rPr>
+              <w:lastRenderedPageBreak/>
               <w:t>A</w:t>
             </w:r>
             <w:r>
@@ -15897,6 +16379,7 @@
                 <w:rFonts w:cs="BRH Devanagari Extra"/>
                 <w:szCs w:val="40"/>
               </w:rPr>
+              <w:lastRenderedPageBreak/>
               <w:t>29</w:t>
             </w:r>
             <w:r>
@@ -16009,7 +16492,6 @@
                 <w:sz w:val="32"/>
                 <w:szCs w:val="40"/>
               </w:rPr>
-              <w:lastRenderedPageBreak/>
               <w:t>SèurÉþ¤ÉU</w:t>
             </w:r>
             <w:r>
@@ -16112,7 +16594,6 @@
                 <w:rFonts w:cs="BRH Devanagari Extra"/>
                 <w:szCs w:val="40"/>
               </w:rPr>
-              <w:lastRenderedPageBreak/>
               <w:t>29</w:t>
             </w:r>
             <w:r>
@@ -16226,7 +16707,6 @@
                 <w:sz w:val="32"/>
                 <w:szCs w:val="40"/>
               </w:rPr>
-              <w:lastRenderedPageBreak/>
               <w:t>SèurÉþ¤ÉU</w:t>
             </w:r>
             <w:r>
@@ -16323,7 +16803,6 @@
                 <w:rFonts w:cs="BRH Devanagari Extra"/>
                 <w:szCs w:val="40"/>
               </w:rPr>
-              <w:lastRenderedPageBreak/>
               <w:t>60</w:t>
             </w:r>
             <w:r>
@@ -18294,6 +18773,7 @@
                 <w:rFonts w:cs="BRH Devanagari Extra"/>
                 <w:szCs w:val="40"/>
               </w:rPr>
+              <w:lastRenderedPageBreak/>
               <w:t>53</w:t>
             </w:r>
             <w:r>
@@ -19807,7 +20287,6 @@
                 <w:rFonts w:cs="BRH Devanagari Extra"/>
                 <w:szCs w:val="40"/>
               </w:rPr>
-              <w:lastRenderedPageBreak/>
               <w:t>47</w:t>
             </w:r>
             <w:r>
@@ -22086,6 +22565,7 @@
           <w:sz w:val="28"/>
           <w:szCs w:val="32"/>
         </w:rPr>
+        <w:lastRenderedPageBreak/>
         <w:t>(ignore those which are already incorporated in your book’s version and date)</w:t>
       </w:r>
     </w:p>
@@ -22340,7 +22820,6 @@
           <w:szCs w:val="32"/>
           <w:u w:val="single"/>
         </w:rPr>
-        <w:lastRenderedPageBreak/>
         <w:t>====================</w:t>
       </w:r>
     </w:p>
